--- a/questions 26-02.docx
+++ b/questions 26-02.docx
@@ -34,28 +34,12 @@
           <w:szCs w:val="28"/>
         </w:rPr>
       </w:pPr>
-      <w:proofErr w:type="spellStart"/>
-      <w:r>
-        <w:rPr>
-          <w:sz w:val="28"/>
-          <w:szCs w:val="28"/>
-        </w:rPr>
-        <w:t>s</w:t>
-      </w:r>
-      <w:r>
-        <w:rPr>
-          <w:sz w:val="28"/>
-          <w:szCs w:val="28"/>
-        </w:rPr>
-        <w:t>Global</w:t>
-      </w:r>
-      <w:proofErr w:type="spellEnd"/>
-      <w:r>
-        <w:rPr>
-          <w:sz w:val="28"/>
-          <w:szCs w:val="28"/>
-        </w:rPr>
-        <w:t xml:space="preserve"> structures are defined in the ABAP Dictionary and are accessible by all programs in the SAP system.</w:t>
+      <w:r>
+        <w:rPr>
+          <w:sz w:val="28"/>
+          <w:szCs w:val="28"/>
+        </w:rPr>
+        <w:t>Global structures are defined in the ABAP Dictionary and are accessible by all programs in the SAP system.</w:t>
       </w:r>
     </w:p>
     <w:p>
@@ -1737,6 +1721,7 @@
   <w:style w:type="character" w:default="1" w:styleId="DefaultParagraphFont">
     <w:name w:val="Default Paragraph Font"/>
     <w:uiPriority w:val="1"/>
+    <w:semiHidden/>
     <w:unhideWhenUsed/>
   </w:style>
   <w:style w:type="table" w:default="1" w:styleId="TableNormal">

--- a/questions 26-02.docx
+++ b/questions 26-02.docx
@@ -215,39 +215,7 @@
           <w:sz w:val="28"/>
           <w:szCs w:val="28"/>
         </w:rPr>
-        <w:t xml:space="preserve"> Used in ABAP programs using the TYPE addition, for example: DATA </w:t>
-      </w:r>
-      <w:proofErr w:type="spellStart"/>
-      <w:r>
-        <w:rPr>
-          <w:sz w:val="28"/>
-          <w:szCs w:val="28"/>
-        </w:rPr>
-        <w:t>gs_customer_addr</w:t>
-      </w:r>
-      <w:proofErr w:type="spellEnd"/>
-      <w:r>
-        <w:rPr>
-          <w:sz w:val="28"/>
-          <w:szCs w:val="28"/>
-        </w:rPr>
-        <w:t xml:space="preserve"> TYPE </w:t>
-      </w:r>
-      <w:proofErr w:type="spellStart"/>
-      <w:r>
-        <w:rPr>
-          <w:sz w:val="28"/>
-          <w:szCs w:val="28"/>
-        </w:rPr>
-        <w:t>zcustomer_address</w:t>
-      </w:r>
-      <w:proofErr w:type="spellEnd"/>
-      <w:r>
-        <w:rPr>
-          <w:sz w:val="28"/>
-          <w:szCs w:val="28"/>
-        </w:rPr>
-        <w:t>. </w:t>
+        <w:t> Used in ABAP programs using the TYPE addition, for example: DATA gs_customer_addr TYPE zcustomer_address. </w:t>
       </w:r>
     </w:p>
     <w:p>
@@ -423,23 +391,7 @@
           <w:sz w:val="28"/>
           <w:szCs w:val="28"/>
         </w:rPr>
-        <w:t xml:space="preserve">TYPES: BEGIN OF </w:t>
-      </w:r>
-      <w:proofErr w:type="spellStart"/>
-      <w:r>
-        <w:rPr>
-          <w:sz w:val="28"/>
-          <w:szCs w:val="28"/>
-        </w:rPr>
-        <w:t>ty_s_address</w:t>
-      </w:r>
-      <w:proofErr w:type="spellEnd"/>
-      <w:r>
-        <w:rPr>
-          <w:sz w:val="28"/>
-          <w:szCs w:val="28"/>
-        </w:rPr>
-        <w:t>,</w:t>
+        <w:t>TYPES: BEGIN OF ty_s_address,</w:t>
       </w:r>
     </w:p>
     <w:p>
@@ -459,7 +411,7 @@
           <w:sz w:val="28"/>
           <w:szCs w:val="28"/>
         </w:rPr>
-        <w:t xml:space="preserve">         street   TYPE c LENGTH 40,</w:t>
+        <w:t>street   TYPE c LENGTH 40,</w:t>
       </w:r>
     </w:p>
     <w:p>
@@ -479,7 +431,7 @@
           <w:sz w:val="28"/>
           <w:szCs w:val="28"/>
         </w:rPr>
-        <w:t xml:space="preserve">         city     TYPE c LENGTH 25,</w:t>
+        <w:t>city     TYPE c LENGTH 25,</w:t>
       </w:r>
     </w:p>
     <w:p>
@@ -499,23 +451,7 @@
           <w:sz w:val="28"/>
           <w:szCs w:val="28"/>
         </w:rPr>
-        <w:t xml:space="preserve">         </w:t>
-      </w:r>
-      <w:proofErr w:type="spellStart"/>
-      <w:r>
-        <w:rPr>
-          <w:sz w:val="28"/>
-          <w:szCs w:val="28"/>
-        </w:rPr>
-        <w:t>zip_code</w:t>
-      </w:r>
-      <w:proofErr w:type="spellEnd"/>
-      <w:r>
-        <w:rPr>
-          <w:sz w:val="28"/>
-          <w:szCs w:val="28"/>
-        </w:rPr>
-        <w:t xml:space="preserve"> TYPE n LENGTH 5,</w:t>
+        <w:t>zip_code TYPE n LENGTH 5,</w:t>
       </w:r>
     </w:p>
     <w:p>
@@ -535,23 +471,7 @@
           <w:sz w:val="28"/>
           <w:szCs w:val="28"/>
         </w:rPr>
-        <w:t xml:space="preserve">       END OF </w:t>
-      </w:r>
-      <w:proofErr w:type="spellStart"/>
-      <w:r>
-        <w:rPr>
-          <w:sz w:val="28"/>
-          <w:szCs w:val="28"/>
-        </w:rPr>
-        <w:t>ty_s_address</w:t>
-      </w:r>
-      <w:proofErr w:type="spellEnd"/>
-      <w:r>
-        <w:rPr>
-          <w:sz w:val="28"/>
-          <w:szCs w:val="28"/>
-        </w:rPr>
-        <w:t>.</w:t>
+        <w:t>END OF ty_s_address.</w:t>
       </w:r>
     </w:p>
     <w:p>
@@ -571,39 +491,7 @@
           <w:sz w:val="28"/>
           <w:szCs w:val="28"/>
         </w:rPr>
-        <w:t xml:space="preserve">DATA </w:t>
-      </w:r>
-      <w:proofErr w:type="spellStart"/>
-      <w:r>
-        <w:rPr>
-          <w:sz w:val="28"/>
-          <w:szCs w:val="28"/>
-        </w:rPr>
-        <w:t>gs_billing_address</w:t>
-      </w:r>
-      <w:proofErr w:type="spellEnd"/>
-      <w:r>
-        <w:rPr>
-          <w:sz w:val="28"/>
-          <w:szCs w:val="28"/>
-        </w:rPr>
-        <w:t xml:space="preserve"> TYPE </w:t>
-      </w:r>
-      <w:proofErr w:type="spellStart"/>
-      <w:r>
-        <w:rPr>
-          <w:sz w:val="28"/>
-          <w:szCs w:val="28"/>
-        </w:rPr>
-        <w:t>ty_s_address</w:t>
-      </w:r>
-      <w:proofErr w:type="spellEnd"/>
-      <w:r>
-        <w:rPr>
-          <w:sz w:val="28"/>
-          <w:szCs w:val="28"/>
-        </w:rPr>
-        <w:t>.</w:t>
+        <w:t>DATA gs_billing_address TYPE ty_s_address.</w:t>
       </w:r>
     </w:p>
     <w:sectPr>

--- a/questions 26-02.docx
+++ b/questions 26-02.docx
@@ -215,7 +215,39 @@
           <w:sz w:val="28"/>
           <w:szCs w:val="28"/>
         </w:rPr>
-        <w:t> Used in ABAP programs using the TYPE addition, for example: DATA gs_customer_addr TYPE zcustomer_address. </w:t>
+        <w:t xml:space="preserve"> Used in ABAP programs using the TYPE addition, for example: DATA </w:t>
+      </w:r>
+      <w:proofErr w:type="spellStart"/>
+      <w:r>
+        <w:rPr>
+          <w:sz w:val="28"/>
+          <w:szCs w:val="28"/>
+        </w:rPr>
+        <w:t>gs_customer_addr</w:t>
+      </w:r>
+      <w:proofErr w:type="spellEnd"/>
+      <w:r>
+        <w:rPr>
+          <w:sz w:val="28"/>
+          <w:szCs w:val="28"/>
+        </w:rPr>
+        <w:t xml:space="preserve"> TYPE </w:t>
+      </w:r>
+      <w:proofErr w:type="spellStart"/>
+      <w:r>
+        <w:rPr>
+          <w:sz w:val="28"/>
+          <w:szCs w:val="28"/>
+        </w:rPr>
+        <w:t>zcustomer_address</w:t>
+      </w:r>
+      <w:proofErr w:type="spellEnd"/>
+      <w:r>
+        <w:rPr>
+          <w:sz w:val="28"/>
+          <w:szCs w:val="28"/>
+        </w:rPr>
+        <w:t>. </w:t>
       </w:r>
     </w:p>
     <w:p>
@@ -391,7 +423,23 @@
           <w:sz w:val="28"/>
           <w:szCs w:val="28"/>
         </w:rPr>
-        <w:t>TYPES: BEGIN OF ty_s_address,</w:t>
+        <w:t xml:space="preserve">TYPES: BEGIN OF </w:t>
+      </w:r>
+      <w:proofErr w:type="spellStart"/>
+      <w:r>
+        <w:rPr>
+          <w:sz w:val="28"/>
+          <w:szCs w:val="28"/>
+        </w:rPr>
+        <w:t>ty_s_address</w:t>
+      </w:r>
+      <w:proofErr w:type="spellEnd"/>
+      <w:r>
+        <w:rPr>
+          <w:sz w:val="28"/>
+          <w:szCs w:val="28"/>
+        </w:rPr>
+        <w:t>,</w:t>
       </w:r>
     </w:p>
     <w:p>
@@ -446,12 +494,21 @@
           <w:szCs w:val="28"/>
         </w:rPr>
       </w:pPr>
-      <w:r>
-        <w:rPr>
-          <w:sz w:val="28"/>
-          <w:szCs w:val="28"/>
-        </w:rPr>
-        <w:t>zip_code TYPE n LENGTH 5,</w:t>
+      <w:proofErr w:type="spellStart"/>
+      <w:r>
+        <w:rPr>
+          <w:sz w:val="28"/>
+          <w:szCs w:val="28"/>
+        </w:rPr>
+        <w:t>zip_code</w:t>
+      </w:r>
+      <w:proofErr w:type="spellEnd"/>
+      <w:r>
+        <w:rPr>
+          <w:sz w:val="28"/>
+          <w:szCs w:val="28"/>
+        </w:rPr>
+        <w:t xml:space="preserve"> TYPE n LENGTH 5,</w:t>
       </w:r>
     </w:p>
     <w:p>
@@ -471,7 +528,23 @@
           <w:sz w:val="28"/>
           <w:szCs w:val="28"/>
         </w:rPr>
-        <w:t>END OF ty_s_address.</w:t>
+        <w:t xml:space="preserve">END OF </w:t>
+      </w:r>
+      <w:proofErr w:type="spellStart"/>
+      <w:r>
+        <w:rPr>
+          <w:sz w:val="28"/>
+          <w:szCs w:val="28"/>
+        </w:rPr>
+        <w:t>ty_s_address</w:t>
+      </w:r>
+      <w:proofErr w:type="spellEnd"/>
+      <w:r>
+        <w:rPr>
+          <w:sz w:val="28"/>
+          <w:szCs w:val="28"/>
+        </w:rPr>
+        <w:t>.</w:t>
       </w:r>
     </w:p>
     <w:p>
@@ -491,8 +564,4881 @@
           <w:sz w:val="28"/>
           <w:szCs w:val="28"/>
         </w:rPr>
-        <w:t>DATA gs_billing_address TYPE ty_s_address.</w:t>
-      </w:r>
+        <w:t xml:space="preserve">DATA </w:t>
+      </w:r>
+      <w:proofErr w:type="spellStart"/>
+      <w:r>
+        <w:rPr>
+          <w:sz w:val="28"/>
+          <w:szCs w:val="28"/>
+        </w:rPr>
+        <w:t>gs_billing_address</w:t>
+      </w:r>
+      <w:proofErr w:type="spellEnd"/>
+      <w:r>
+        <w:rPr>
+          <w:sz w:val="28"/>
+          <w:szCs w:val="28"/>
+        </w:rPr>
+        <w:t xml:space="preserve"> TYPE </w:t>
+      </w:r>
+      <w:proofErr w:type="spellStart"/>
+      <w:r>
+        <w:rPr>
+          <w:sz w:val="28"/>
+          <w:szCs w:val="28"/>
+        </w:rPr>
+        <w:t>ty_s_address</w:t>
+      </w:r>
+      <w:proofErr w:type="spellEnd"/>
+      <w:r>
+        <w:rPr>
+          <w:sz w:val="28"/>
+          <w:szCs w:val="28"/>
+        </w:rPr>
+        <w:t>.</w:t>
+      </w:r>
+    </w:p>
+    <w:p>
+      <w:pPr>
+        <w:pStyle w:val="ListParagraph"/>
+        <w:numPr>
+          <w:ilvl w:val="0"/>
+          <w:numId w:val="2"/>
+        </w:numPr>
+        <w:rPr>
+          <w:sz w:val="28"/>
+          <w:szCs w:val="28"/>
+        </w:rPr>
+      </w:pPr>
+    </w:p>
+    <w:p>
+      <w:pPr>
+        <w:pStyle w:val="ListParagraph"/>
+        <w:numPr>
+          <w:ilvl w:val="0"/>
+          <w:numId w:val="2"/>
+        </w:numPr>
+        <w:spacing w:before="100" w:beforeAutospacing="1" w:after="100" w:afterAutospacing="1" w:line="240" w:lineRule="auto"/>
+        <w:outlineLvl w:val="1"/>
+        <w:rPr>
+          <w:rFonts w:ascii="Times New Roman" w:eastAsia="Times New Roman" w:hAnsi="Times New Roman" w:cs="Times New Roman"/>
+          <w:b/>
+          <w:bCs/>
+          <w:kern w:val="0"/>
+          <w:sz w:val="36"/>
+          <w:szCs w:val="36"/>
+          <w:lang w:eastAsia="en-IN"/>
+          <w14:ligatures w14:val="none"/>
+        </w:rPr>
+      </w:pPr>
+      <w:r>
+        <w:rPr>
+          <w:rFonts w:ascii="Times New Roman" w:eastAsia="Times New Roman" w:hAnsi="Times New Roman" w:cs="Times New Roman"/>
+          <w:b/>
+          <w:bCs/>
+          <w:kern w:val="0"/>
+          <w:sz w:val="36"/>
+          <w:szCs w:val="36"/>
+          <w:lang w:eastAsia="en-IN"/>
+          <w14:ligatures w14:val="none"/>
+        </w:rPr>
+        <w:lastRenderedPageBreak/>
+        <w:t>Definitions</w:t>
+      </w:r>
+    </w:p>
+    <w:p>
+      <w:pPr>
+        <w:pStyle w:val="ListParagraph"/>
+        <w:numPr>
+          <w:ilvl w:val="0"/>
+          <w:numId w:val="2"/>
+        </w:numPr>
+        <w:spacing w:before="100" w:beforeAutospacing="1" w:after="100" w:afterAutospacing="1" w:line="240" w:lineRule="auto"/>
+        <w:rPr>
+          <w:rFonts w:ascii="Times New Roman" w:eastAsia="Times New Roman" w:hAnsi="Times New Roman" w:cs="Times New Roman"/>
+          <w:kern w:val="0"/>
+          <w:lang w:eastAsia="en-IN"/>
+          <w14:ligatures w14:val="none"/>
+        </w:rPr>
+      </w:pPr>
+      <w:r>
+        <w:rPr>
+          <w:rFonts w:ascii="Times New Roman" w:eastAsia="Times New Roman" w:hAnsi="Times New Roman" w:cs="Times New Roman"/>
+          <w:b/>
+          <w:bCs/>
+          <w:kern w:val="0"/>
+          <w:lang w:eastAsia="en-IN"/>
+          <w14:ligatures w14:val="none"/>
+        </w:rPr>
+        <w:t>SAP</w:t>
+      </w:r>
+      <w:r>
+        <w:rPr>
+          <w:rFonts w:ascii="Times New Roman" w:eastAsia="Times New Roman" w:hAnsi="Times New Roman" w:cs="Times New Roman"/>
+          <w:kern w:val="0"/>
+          <w:lang w:eastAsia="en-IN"/>
+          <w14:ligatures w14:val="none"/>
+        </w:rPr>
+        <w:t xml:space="preserve"> Systems, Applications, and Products in Data Processing. Software used by companies to manage their entire business — finance, sales, HR, inventory, production — in one integrated system.</w:t>
+      </w:r>
+    </w:p>
+    <w:p>
+      <w:pPr>
+        <w:pStyle w:val="ListParagraph"/>
+        <w:numPr>
+          <w:ilvl w:val="0"/>
+          <w:numId w:val="2"/>
+        </w:numPr>
+        <w:spacing w:before="100" w:beforeAutospacing="1" w:after="100" w:afterAutospacing="1" w:line="240" w:lineRule="auto"/>
+        <w:rPr>
+          <w:rFonts w:ascii="Times New Roman" w:eastAsia="Times New Roman" w:hAnsi="Times New Roman" w:cs="Times New Roman"/>
+          <w:kern w:val="0"/>
+          <w:lang w:eastAsia="en-IN"/>
+          <w14:ligatures w14:val="none"/>
+        </w:rPr>
+      </w:pPr>
+      <w:r>
+        <w:rPr>
+          <w:rFonts w:ascii="Times New Roman" w:eastAsia="Times New Roman" w:hAnsi="Times New Roman" w:cs="Times New Roman"/>
+          <w:b/>
+          <w:bCs/>
+          <w:kern w:val="0"/>
+          <w:lang w:eastAsia="en-IN"/>
+          <w14:ligatures w14:val="none"/>
+        </w:rPr>
+        <w:t>ERP</w:t>
+      </w:r>
+      <w:r>
+        <w:rPr>
+          <w:rFonts w:ascii="Times New Roman" w:eastAsia="Times New Roman" w:hAnsi="Times New Roman" w:cs="Times New Roman"/>
+          <w:kern w:val="0"/>
+          <w:lang w:eastAsia="en-IN"/>
+          <w14:ligatures w14:val="none"/>
+        </w:rPr>
+        <w:t xml:space="preserve"> Enterprise Resource Planning. Software that manages all business activities of a company in one single system so all departments share the same data in real time.</w:t>
+      </w:r>
+    </w:p>
+    <w:p>
+      <w:pPr>
+        <w:pStyle w:val="ListParagraph"/>
+        <w:numPr>
+          <w:ilvl w:val="0"/>
+          <w:numId w:val="2"/>
+        </w:numPr>
+        <w:spacing w:before="100" w:beforeAutospacing="1" w:after="100" w:afterAutospacing="1" w:line="240" w:lineRule="auto"/>
+        <w:rPr>
+          <w:rFonts w:ascii="Times New Roman" w:eastAsia="Times New Roman" w:hAnsi="Times New Roman" w:cs="Times New Roman"/>
+          <w:kern w:val="0"/>
+          <w:lang w:eastAsia="en-IN"/>
+          <w14:ligatures w14:val="none"/>
+        </w:rPr>
+      </w:pPr>
+      <w:r>
+        <w:rPr>
+          <w:rFonts w:ascii="Times New Roman" w:eastAsia="Times New Roman" w:hAnsi="Times New Roman" w:cs="Times New Roman"/>
+          <w:b/>
+          <w:bCs/>
+          <w:kern w:val="0"/>
+          <w:lang w:eastAsia="en-IN"/>
+          <w14:ligatures w14:val="none"/>
+        </w:rPr>
+        <w:t>SAP ECC</w:t>
+      </w:r>
+      <w:r>
+        <w:rPr>
+          <w:rFonts w:ascii="Times New Roman" w:eastAsia="Times New Roman" w:hAnsi="Times New Roman" w:cs="Times New Roman"/>
+          <w:kern w:val="0"/>
+          <w:lang w:eastAsia="en-IN"/>
+          <w14:ligatures w14:val="none"/>
+        </w:rPr>
+        <w:t xml:space="preserve"> Enterprise Core Component. The older SAP ERP system used before S/4HANA. Supports multiple databases like Oracle, DB2, and SQL Server.</w:t>
+      </w:r>
+    </w:p>
+    <w:p>
+      <w:pPr>
+        <w:pStyle w:val="ListParagraph"/>
+        <w:numPr>
+          <w:ilvl w:val="0"/>
+          <w:numId w:val="2"/>
+        </w:numPr>
+        <w:spacing w:before="100" w:beforeAutospacing="1" w:after="100" w:afterAutospacing="1" w:line="240" w:lineRule="auto"/>
+        <w:rPr>
+          <w:rFonts w:ascii="Times New Roman" w:eastAsia="Times New Roman" w:hAnsi="Times New Roman" w:cs="Times New Roman"/>
+          <w:kern w:val="0"/>
+          <w:lang w:eastAsia="en-IN"/>
+          <w14:ligatures w14:val="none"/>
+        </w:rPr>
+      </w:pPr>
+      <w:r>
+        <w:rPr>
+          <w:rFonts w:ascii="Times New Roman" w:eastAsia="Times New Roman" w:hAnsi="Times New Roman" w:cs="Times New Roman"/>
+          <w:b/>
+          <w:bCs/>
+          <w:kern w:val="0"/>
+          <w:lang w:eastAsia="en-IN"/>
+          <w14:ligatures w14:val="none"/>
+        </w:rPr>
+        <w:t>SAP HANA</w:t>
+      </w:r>
+      <w:r>
+        <w:rPr>
+          <w:rFonts w:ascii="Times New Roman" w:eastAsia="Times New Roman" w:hAnsi="Times New Roman" w:cs="Times New Roman"/>
+          <w:kern w:val="0"/>
+          <w:lang w:eastAsia="en-IN"/>
+          <w14:ligatures w14:val="none"/>
+        </w:rPr>
+        <w:t xml:space="preserve"> High-Performance Analytic Appliance. An in-memory database that stores data in RAM instead of disk, enabling ultra-fast, real-time processing of business data.</w:t>
+      </w:r>
+    </w:p>
+    <w:p>
+      <w:pPr>
+        <w:pStyle w:val="ListParagraph"/>
+        <w:numPr>
+          <w:ilvl w:val="0"/>
+          <w:numId w:val="2"/>
+        </w:numPr>
+        <w:spacing w:before="100" w:beforeAutospacing="1" w:after="100" w:afterAutospacing="1" w:line="240" w:lineRule="auto"/>
+        <w:rPr>
+          <w:rFonts w:ascii="Times New Roman" w:eastAsia="Times New Roman" w:hAnsi="Times New Roman" w:cs="Times New Roman"/>
+          <w:kern w:val="0"/>
+          <w:lang w:eastAsia="en-IN"/>
+          <w14:ligatures w14:val="none"/>
+        </w:rPr>
+      </w:pPr>
+      <w:r>
+        <w:rPr>
+          <w:rFonts w:ascii="Times New Roman" w:eastAsia="Times New Roman" w:hAnsi="Times New Roman" w:cs="Times New Roman"/>
+          <w:b/>
+          <w:bCs/>
+          <w:kern w:val="0"/>
+          <w:lang w:eastAsia="en-IN"/>
+          <w14:ligatures w14:val="none"/>
+        </w:rPr>
+        <w:t>SAP S/4HANA</w:t>
+      </w:r>
+      <w:r>
+        <w:rPr>
+          <w:rFonts w:ascii="Times New Roman" w:eastAsia="Times New Roman" w:hAnsi="Times New Roman" w:cs="Times New Roman"/>
+          <w:kern w:val="0"/>
+          <w:lang w:eastAsia="en-IN"/>
+          <w14:ligatures w14:val="none"/>
+        </w:rPr>
+        <w:t xml:space="preserve"> SAP's latest ERP system built exclusively on the HANA in-memory database. S = Simple, 4 = 4th generation, HANA = in-memory database. Faster, simpler, and future-ready.</w:t>
+      </w:r>
+    </w:p>
+    <w:p>
+      <w:pPr>
+        <w:pStyle w:val="ListParagraph"/>
+        <w:numPr>
+          <w:ilvl w:val="0"/>
+          <w:numId w:val="2"/>
+        </w:numPr>
+        <w:spacing w:before="100" w:beforeAutospacing="1" w:after="100" w:afterAutospacing="1" w:line="240" w:lineRule="auto"/>
+        <w:rPr>
+          <w:rFonts w:ascii="Times New Roman" w:eastAsia="Times New Roman" w:hAnsi="Times New Roman" w:cs="Times New Roman"/>
+          <w:kern w:val="0"/>
+          <w:lang w:eastAsia="en-IN"/>
+          <w14:ligatures w14:val="none"/>
+        </w:rPr>
+      </w:pPr>
+      <w:r>
+        <w:rPr>
+          <w:rFonts w:ascii="Times New Roman" w:eastAsia="Times New Roman" w:hAnsi="Times New Roman" w:cs="Times New Roman"/>
+          <w:b/>
+          <w:bCs/>
+          <w:kern w:val="0"/>
+          <w:lang w:eastAsia="en-IN"/>
+          <w14:ligatures w14:val="none"/>
+        </w:rPr>
+        <w:t>ERP vs No ERP</w:t>
+      </w:r>
+      <w:r>
+        <w:rPr>
+          <w:rFonts w:ascii="Times New Roman" w:eastAsia="Times New Roman" w:hAnsi="Times New Roman" w:cs="Times New Roman"/>
+          <w:kern w:val="0"/>
+          <w:lang w:eastAsia="en-IN"/>
+          <w14:ligatures w14:val="none"/>
+        </w:rPr>
+        <w:t xml:space="preserve"> Without ERP, each department uses separate software causing data mismatch and delays. With ERP, all departments share one database and everything updates automatically in real time.</w:t>
+      </w:r>
+    </w:p>
+    <w:p>
+      <w:pPr>
+        <w:pStyle w:val="ListParagraph"/>
+        <w:numPr>
+          <w:ilvl w:val="0"/>
+          <w:numId w:val="2"/>
+        </w:numPr>
+        <w:spacing w:before="100" w:beforeAutospacing="1" w:after="100" w:afterAutospacing="1" w:line="240" w:lineRule="auto"/>
+        <w:rPr>
+          <w:rFonts w:ascii="Times New Roman" w:eastAsia="Times New Roman" w:hAnsi="Times New Roman" w:cs="Times New Roman"/>
+          <w:kern w:val="0"/>
+          <w:lang w:eastAsia="en-IN"/>
+          <w14:ligatures w14:val="none"/>
+        </w:rPr>
+      </w:pPr>
+      <w:r>
+        <w:rPr>
+          <w:rFonts w:ascii="Times New Roman" w:eastAsia="Times New Roman" w:hAnsi="Times New Roman" w:cs="Times New Roman"/>
+          <w:b/>
+          <w:bCs/>
+          <w:kern w:val="0"/>
+          <w:lang w:eastAsia="en-IN"/>
+          <w14:ligatures w14:val="none"/>
+        </w:rPr>
+        <w:t>SAP Architecture (3-Tier)</w:t>
+      </w:r>
+      <w:r>
+        <w:rPr>
+          <w:rFonts w:ascii="Times New Roman" w:eastAsia="Times New Roman" w:hAnsi="Times New Roman" w:cs="Times New Roman"/>
+          <w:kern w:val="0"/>
+          <w:lang w:eastAsia="en-IN"/>
+          <w14:ligatures w14:val="none"/>
+        </w:rPr>
+        <w:t xml:space="preserve"> The structure of how SAP works internally, divided into three layers. Presentation Layer is what the user sees (SAP GUI or Fiori). Application Layer is the brain that processes business logic. Database Layer stores all business data.</w:t>
+      </w:r>
+    </w:p>
+    <w:p>
+      <w:pPr>
+        <w:pStyle w:val="ListParagraph"/>
+        <w:numPr>
+          <w:ilvl w:val="0"/>
+          <w:numId w:val="2"/>
+        </w:numPr>
+        <w:spacing w:before="100" w:beforeAutospacing="1" w:after="100" w:afterAutospacing="1" w:line="240" w:lineRule="auto"/>
+        <w:rPr>
+          <w:rFonts w:ascii="Times New Roman" w:eastAsia="Times New Roman" w:hAnsi="Times New Roman" w:cs="Times New Roman"/>
+          <w:kern w:val="0"/>
+          <w:lang w:eastAsia="en-IN"/>
+          <w14:ligatures w14:val="none"/>
+        </w:rPr>
+      </w:pPr>
+      <w:r>
+        <w:rPr>
+          <w:rFonts w:ascii="Times New Roman" w:eastAsia="Times New Roman" w:hAnsi="Times New Roman" w:cs="Times New Roman"/>
+          <w:b/>
+          <w:bCs/>
+          <w:kern w:val="0"/>
+          <w:lang w:eastAsia="en-IN"/>
+          <w14:ligatures w14:val="none"/>
+        </w:rPr>
+        <w:t>SAP Landscape</w:t>
+      </w:r>
+      <w:r>
+        <w:rPr>
+          <w:rFonts w:ascii="Times New Roman" w:eastAsia="Times New Roman" w:hAnsi="Times New Roman" w:cs="Times New Roman"/>
+          <w:kern w:val="0"/>
+          <w:lang w:eastAsia="en-IN"/>
+          <w14:ligatures w14:val="none"/>
+        </w:rPr>
+        <w:t xml:space="preserve"> The set of SAP systems used by a company to develop, test, and run SAP safely. Standard landscape has three systems — DEV, QAS, and PRD.</w:t>
+      </w:r>
+    </w:p>
+    <w:p>
+      <w:pPr>
+        <w:pStyle w:val="ListParagraph"/>
+        <w:numPr>
+          <w:ilvl w:val="0"/>
+          <w:numId w:val="2"/>
+        </w:numPr>
+        <w:spacing w:before="100" w:beforeAutospacing="1" w:after="100" w:afterAutospacing="1" w:line="240" w:lineRule="auto"/>
+        <w:rPr>
+          <w:rFonts w:ascii="Times New Roman" w:eastAsia="Times New Roman" w:hAnsi="Times New Roman" w:cs="Times New Roman"/>
+          <w:kern w:val="0"/>
+          <w:lang w:eastAsia="en-IN"/>
+          <w14:ligatures w14:val="none"/>
+        </w:rPr>
+      </w:pPr>
+      <w:r>
+        <w:rPr>
+          <w:rFonts w:ascii="Times New Roman" w:eastAsia="Times New Roman" w:hAnsi="Times New Roman" w:cs="Times New Roman"/>
+          <w:b/>
+          <w:bCs/>
+          <w:kern w:val="0"/>
+          <w:lang w:eastAsia="en-IN"/>
+          <w14:ligatures w14:val="none"/>
+        </w:rPr>
+        <w:t>DEV System</w:t>
+      </w:r>
+      <w:r>
+        <w:rPr>
+          <w:rFonts w:ascii="Times New Roman" w:eastAsia="Times New Roman" w:hAnsi="Times New Roman" w:cs="Times New Roman"/>
+          <w:kern w:val="0"/>
+          <w:lang w:eastAsia="en-IN"/>
+          <w14:ligatures w14:val="none"/>
+        </w:rPr>
+        <w:t xml:space="preserve"> Development system. Where developers write ABAP code, do configurations, and do initial testing. Safe to make mistakes here.</w:t>
+      </w:r>
+    </w:p>
+    <w:p>
+      <w:pPr>
+        <w:pStyle w:val="ListParagraph"/>
+        <w:numPr>
+          <w:ilvl w:val="0"/>
+          <w:numId w:val="2"/>
+        </w:numPr>
+        <w:spacing w:before="100" w:beforeAutospacing="1" w:after="100" w:afterAutospacing="1" w:line="240" w:lineRule="auto"/>
+        <w:rPr>
+          <w:rFonts w:ascii="Times New Roman" w:eastAsia="Times New Roman" w:hAnsi="Times New Roman" w:cs="Times New Roman"/>
+          <w:kern w:val="0"/>
+          <w:lang w:eastAsia="en-IN"/>
+          <w14:ligatures w14:val="none"/>
+        </w:rPr>
+      </w:pPr>
+      <w:r>
+        <w:rPr>
+          <w:rFonts w:ascii="Times New Roman" w:eastAsia="Times New Roman" w:hAnsi="Times New Roman" w:cs="Times New Roman"/>
+          <w:b/>
+          <w:bCs/>
+          <w:kern w:val="0"/>
+          <w:lang w:eastAsia="en-IN"/>
+          <w14:ligatures w14:val="none"/>
+        </w:rPr>
+        <w:t>QAS System</w:t>
+      </w:r>
+      <w:r>
+        <w:rPr>
+          <w:rFonts w:ascii="Times New Roman" w:eastAsia="Times New Roman" w:hAnsi="Times New Roman" w:cs="Times New Roman"/>
+          <w:kern w:val="0"/>
+          <w:lang w:eastAsia="en-IN"/>
+          <w14:ligatures w14:val="none"/>
+        </w:rPr>
+        <w:t xml:space="preserve"> Quality/Testing system. Where testers and functional consultants verify that changes work correctly before going live.</w:t>
+      </w:r>
+    </w:p>
+    <w:p>
+      <w:pPr>
+        <w:pStyle w:val="ListParagraph"/>
+        <w:numPr>
+          <w:ilvl w:val="0"/>
+          <w:numId w:val="2"/>
+        </w:numPr>
+        <w:spacing w:before="100" w:beforeAutospacing="1" w:after="100" w:afterAutospacing="1" w:line="240" w:lineRule="auto"/>
+        <w:rPr>
+          <w:rFonts w:ascii="Times New Roman" w:eastAsia="Times New Roman" w:hAnsi="Times New Roman" w:cs="Times New Roman"/>
+          <w:kern w:val="0"/>
+          <w:lang w:eastAsia="en-IN"/>
+          <w14:ligatures w14:val="none"/>
+        </w:rPr>
+      </w:pPr>
+      <w:r>
+        <w:rPr>
+          <w:rFonts w:ascii="Times New Roman" w:eastAsia="Times New Roman" w:hAnsi="Times New Roman" w:cs="Times New Roman"/>
+          <w:b/>
+          <w:bCs/>
+          <w:kern w:val="0"/>
+          <w:lang w:eastAsia="en-IN"/>
+          <w14:ligatures w14:val="none"/>
+        </w:rPr>
+        <w:t>PRD System</w:t>
+      </w:r>
+      <w:r>
+        <w:rPr>
+          <w:rFonts w:ascii="Times New Roman" w:eastAsia="Times New Roman" w:hAnsi="Times New Roman" w:cs="Times New Roman"/>
+          <w:kern w:val="0"/>
+          <w:lang w:eastAsia="en-IN"/>
+          <w14:ligatures w14:val="none"/>
+        </w:rPr>
+        <w:t xml:space="preserve"> Production system. The live system used by actual business users with real business data. No testing or development happens here.</w:t>
+      </w:r>
+    </w:p>
+    <w:p>
+      <w:pPr>
+        <w:pStyle w:val="ListParagraph"/>
+        <w:numPr>
+          <w:ilvl w:val="0"/>
+          <w:numId w:val="2"/>
+        </w:numPr>
+        <w:spacing w:after="0" w:line="240" w:lineRule="auto"/>
+        <w:rPr>
+          <w:rFonts w:ascii="Times New Roman" w:eastAsia="Times New Roman" w:hAnsi="Times New Roman" w:cs="Times New Roman"/>
+          <w:kern w:val="0"/>
+          <w:lang w:eastAsia="en-IN"/>
+          <w14:ligatures w14:val="none"/>
+        </w:rPr>
+      </w:pPr>
+      <w:r>
+        <w:rPr>
+          <w:lang w:eastAsia="en-IN"/>
+        </w:rPr>
+        <w:pict w14:anchorId="503C92C4">
+          <v:rect id="_x0000_i1065" style="width:0;height:1.5pt" o:hralign="center" o:hrstd="t" o:hr="t" fillcolor="#a0a0a0" stroked="f"/>
+        </w:pict>
+      </w:r>
+    </w:p>
+    <w:p>
+      <w:pPr>
+        <w:pStyle w:val="ListParagraph"/>
+        <w:numPr>
+          <w:ilvl w:val="0"/>
+          <w:numId w:val="2"/>
+        </w:numPr>
+        <w:spacing w:before="100" w:beforeAutospacing="1" w:after="100" w:afterAutospacing="1" w:line="240" w:lineRule="auto"/>
+        <w:outlineLvl w:val="1"/>
+        <w:rPr>
+          <w:rFonts w:ascii="Times New Roman" w:eastAsia="Times New Roman" w:hAnsi="Times New Roman" w:cs="Times New Roman"/>
+          <w:b/>
+          <w:bCs/>
+          <w:kern w:val="0"/>
+          <w:sz w:val="36"/>
+          <w:szCs w:val="36"/>
+          <w:lang w:eastAsia="en-IN"/>
+          <w14:ligatures w14:val="none"/>
+        </w:rPr>
+      </w:pPr>
+      <w:r>
+        <w:rPr>
+          <w:rFonts w:ascii="Times New Roman" w:eastAsia="Times New Roman" w:hAnsi="Times New Roman" w:cs="Times New Roman"/>
+          <w:b/>
+          <w:bCs/>
+          <w:kern w:val="0"/>
+          <w:sz w:val="36"/>
+          <w:szCs w:val="36"/>
+          <w:lang w:eastAsia="en-IN"/>
+          <w14:ligatures w14:val="none"/>
+        </w:rPr>
+        <w:t>Differences</w:t>
+      </w:r>
+    </w:p>
+    <w:p>
+      <w:pPr>
+        <w:pStyle w:val="ListParagraph"/>
+        <w:numPr>
+          <w:ilvl w:val="0"/>
+          <w:numId w:val="2"/>
+        </w:numPr>
+        <w:spacing w:before="100" w:beforeAutospacing="1" w:after="100" w:afterAutospacing="1" w:line="240" w:lineRule="auto"/>
+        <w:rPr>
+          <w:rFonts w:ascii="Times New Roman" w:eastAsia="Times New Roman" w:hAnsi="Times New Roman" w:cs="Times New Roman"/>
+          <w:kern w:val="0"/>
+          <w:lang w:eastAsia="en-IN"/>
+          <w14:ligatures w14:val="none"/>
+        </w:rPr>
+      </w:pPr>
+      <w:r>
+        <w:rPr>
+          <w:rFonts w:ascii="Times New Roman" w:eastAsia="Times New Roman" w:hAnsi="Times New Roman" w:cs="Times New Roman"/>
+          <w:b/>
+          <w:bCs/>
+          <w:kern w:val="0"/>
+          <w:lang w:eastAsia="en-IN"/>
+          <w14:ligatures w14:val="none"/>
+        </w:rPr>
+        <w:t>ECC vs S/4HANA</w:t>
+      </w:r>
+    </w:p>
+    <w:tbl>
+      <w:tblPr>
+        <w:tblW w:w="0" w:type="auto"/>
+        <w:tblCellSpacing w:w="15" w:type="dxa"/>
+        <w:tblCellMar>
+          <w:top w:w="15" w:type="dxa"/>
+          <w:left w:w="15" w:type="dxa"/>
+          <w:bottom w:w="15" w:type="dxa"/>
+          <w:right w:w="15" w:type="dxa"/>
+        </w:tblCellMar>
+        <w:tblLook w:val="04A0" w:firstRow="1" w:lastRow="0" w:firstColumn="1" w:lastColumn="0" w:noHBand="0" w:noVBand="1"/>
+      </w:tblPr>
+      <w:tblGrid>
+        <w:gridCol w:w="1441"/>
+        <w:gridCol w:w="2533"/>
+        <w:gridCol w:w="1922"/>
+      </w:tblGrid>
+      <w:tr>
+        <w:trPr>
+          <w:tblHeader/>
+          <w:tblCellSpacing w:w="15" w:type="dxa"/>
+        </w:trPr>
+        <w:tc>
+          <w:tcPr>
+            <w:tcW w:w="0" w:type="auto"/>
+            <w:vAlign w:val="center"/>
+            <w:hideMark/>
+          </w:tcPr>
+          <w:p>
+            <w:pPr>
+              <w:spacing w:after="0" w:line="240" w:lineRule="auto"/>
+              <w:jc w:val="center"/>
+              <w:rPr>
+                <w:rFonts w:ascii="Times New Roman" w:eastAsia="Times New Roman" w:hAnsi="Times New Roman" w:cs="Times New Roman"/>
+                <w:b/>
+                <w:bCs/>
+                <w:kern w:val="0"/>
+                <w:lang w:eastAsia="en-IN"/>
+                <w14:ligatures w14:val="none"/>
+              </w:rPr>
+            </w:pPr>
+            <w:r>
+              <w:rPr>
+                <w:rFonts w:ascii="Times New Roman" w:eastAsia="Times New Roman" w:hAnsi="Times New Roman" w:cs="Times New Roman"/>
+                <w:b/>
+                <w:bCs/>
+                <w:kern w:val="0"/>
+                <w:lang w:eastAsia="en-IN"/>
+                <w14:ligatures w14:val="none"/>
+              </w:rPr>
+              <w:t>Feature</w:t>
+            </w:r>
+          </w:p>
+        </w:tc>
+        <w:tc>
+          <w:tcPr>
+            <w:tcW w:w="0" w:type="auto"/>
+            <w:vAlign w:val="center"/>
+            <w:hideMark/>
+          </w:tcPr>
+          <w:p>
+            <w:pPr>
+              <w:spacing w:after="0" w:line="240" w:lineRule="auto"/>
+              <w:jc w:val="center"/>
+              <w:rPr>
+                <w:rFonts w:ascii="Times New Roman" w:eastAsia="Times New Roman" w:hAnsi="Times New Roman" w:cs="Times New Roman"/>
+                <w:b/>
+                <w:bCs/>
+                <w:kern w:val="0"/>
+                <w:lang w:eastAsia="en-IN"/>
+                <w14:ligatures w14:val="none"/>
+              </w:rPr>
+            </w:pPr>
+            <w:r>
+              <w:rPr>
+                <w:rFonts w:ascii="Times New Roman" w:eastAsia="Times New Roman" w:hAnsi="Times New Roman" w:cs="Times New Roman"/>
+                <w:b/>
+                <w:bCs/>
+                <w:kern w:val="0"/>
+                <w:lang w:eastAsia="en-IN"/>
+                <w14:ligatures w14:val="none"/>
+              </w:rPr>
+              <w:t>ECC</w:t>
+            </w:r>
+          </w:p>
+        </w:tc>
+        <w:tc>
+          <w:tcPr>
+            <w:tcW w:w="0" w:type="auto"/>
+            <w:vAlign w:val="center"/>
+            <w:hideMark/>
+          </w:tcPr>
+          <w:p>
+            <w:pPr>
+              <w:spacing w:after="0" w:line="240" w:lineRule="auto"/>
+              <w:jc w:val="center"/>
+              <w:rPr>
+                <w:rFonts w:ascii="Times New Roman" w:eastAsia="Times New Roman" w:hAnsi="Times New Roman" w:cs="Times New Roman"/>
+                <w:b/>
+                <w:bCs/>
+                <w:kern w:val="0"/>
+                <w:lang w:eastAsia="en-IN"/>
+                <w14:ligatures w14:val="none"/>
+              </w:rPr>
+            </w:pPr>
+            <w:r>
+              <w:rPr>
+                <w:rFonts w:ascii="Times New Roman" w:eastAsia="Times New Roman" w:hAnsi="Times New Roman" w:cs="Times New Roman"/>
+                <w:b/>
+                <w:bCs/>
+                <w:kern w:val="0"/>
+                <w:lang w:eastAsia="en-IN"/>
+                <w14:ligatures w14:val="none"/>
+              </w:rPr>
+              <w:t>S/4HANA</w:t>
+            </w:r>
+          </w:p>
+        </w:tc>
+      </w:tr>
+      <w:tr>
+        <w:trPr>
+          <w:tblCellSpacing w:w="15" w:type="dxa"/>
+        </w:trPr>
+        <w:tc>
+          <w:tcPr>
+            <w:tcW w:w="0" w:type="auto"/>
+            <w:vAlign w:val="center"/>
+            <w:hideMark/>
+          </w:tcPr>
+          <w:p>
+            <w:pPr>
+              <w:spacing w:after="0" w:line="240" w:lineRule="auto"/>
+              <w:rPr>
+                <w:rFonts w:ascii="Times New Roman" w:eastAsia="Times New Roman" w:hAnsi="Times New Roman" w:cs="Times New Roman"/>
+                <w:kern w:val="0"/>
+                <w:lang w:eastAsia="en-IN"/>
+                <w14:ligatures w14:val="none"/>
+              </w:rPr>
+            </w:pPr>
+            <w:r>
+              <w:rPr>
+                <w:rFonts w:ascii="Times New Roman" w:eastAsia="Times New Roman" w:hAnsi="Times New Roman" w:cs="Times New Roman"/>
+                <w:kern w:val="0"/>
+                <w:lang w:eastAsia="en-IN"/>
+                <w14:ligatures w14:val="none"/>
+              </w:rPr>
+              <w:t>Type</w:t>
+            </w:r>
+          </w:p>
+        </w:tc>
+        <w:tc>
+          <w:tcPr>
+            <w:tcW w:w="0" w:type="auto"/>
+            <w:vAlign w:val="center"/>
+            <w:hideMark/>
+          </w:tcPr>
+          <w:p>
+            <w:pPr>
+              <w:spacing w:after="0" w:line="240" w:lineRule="auto"/>
+              <w:rPr>
+                <w:rFonts w:ascii="Times New Roman" w:eastAsia="Times New Roman" w:hAnsi="Times New Roman" w:cs="Times New Roman"/>
+                <w:kern w:val="0"/>
+                <w:lang w:eastAsia="en-IN"/>
+                <w14:ligatures w14:val="none"/>
+              </w:rPr>
+            </w:pPr>
+            <w:r>
+              <w:rPr>
+                <w:rFonts w:ascii="Times New Roman" w:eastAsia="Times New Roman" w:hAnsi="Times New Roman" w:cs="Times New Roman"/>
+                <w:kern w:val="0"/>
+                <w:lang w:eastAsia="en-IN"/>
+                <w14:ligatures w14:val="none"/>
+              </w:rPr>
+              <w:t>Older ERP</w:t>
+            </w:r>
+          </w:p>
+        </w:tc>
+        <w:tc>
+          <w:tcPr>
+            <w:tcW w:w="0" w:type="auto"/>
+            <w:vAlign w:val="center"/>
+            <w:hideMark/>
+          </w:tcPr>
+          <w:p>
+            <w:pPr>
+              <w:spacing w:after="0" w:line="240" w:lineRule="auto"/>
+              <w:rPr>
+                <w:rFonts w:ascii="Times New Roman" w:eastAsia="Times New Roman" w:hAnsi="Times New Roman" w:cs="Times New Roman"/>
+                <w:kern w:val="0"/>
+                <w:lang w:eastAsia="en-IN"/>
+                <w14:ligatures w14:val="none"/>
+              </w:rPr>
+            </w:pPr>
+            <w:r>
+              <w:rPr>
+                <w:rFonts w:ascii="Times New Roman" w:eastAsia="Times New Roman" w:hAnsi="Times New Roman" w:cs="Times New Roman"/>
+                <w:kern w:val="0"/>
+                <w:lang w:eastAsia="en-IN"/>
+                <w14:ligatures w14:val="none"/>
+              </w:rPr>
+              <w:t>Latest ERP</w:t>
+            </w:r>
+          </w:p>
+        </w:tc>
+      </w:tr>
+      <w:tr>
+        <w:trPr>
+          <w:tblCellSpacing w:w="15" w:type="dxa"/>
+        </w:trPr>
+        <w:tc>
+          <w:tcPr>
+            <w:tcW w:w="0" w:type="auto"/>
+            <w:vAlign w:val="center"/>
+            <w:hideMark/>
+          </w:tcPr>
+          <w:p>
+            <w:pPr>
+              <w:spacing w:after="0" w:line="240" w:lineRule="auto"/>
+              <w:rPr>
+                <w:rFonts w:ascii="Times New Roman" w:eastAsia="Times New Roman" w:hAnsi="Times New Roman" w:cs="Times New Roman"/>
+                <w:kern w:val="0"/>
+                <w:lang w:eastAsia="en-IN"/>
+                <w14:ligatures w14:val="none"/>
+              </w:rPr>
+            </w:pPr>
+            <w:r>
+              <w:rPr>
+                <w:rFonts w:ascii="Times New Roman" w:eastAsia="Times New Roman" w:hAnsi="Times New Roman" w:cs="Times New Roman"/>
+                <w:kern w:val="0"/>
+                <w:lang w:eastAsia="en-IN"/>
+                <w14:ligatures w14:val="none"/>
+              </w:rPr>
+              <w:t>Database</w:t>
+            </w:r>
+          </w:p>
+        </w:tc>
+        <w:tc>
+          <w:tcPr>
+            <w:tcW w:w="0" w:type="auto"/>
+            <w:vAlign w:val="center"/>
+            <w:hideMark/>
+          </w:tcPr>
+          <w:p>
+            <w:pPr>
+              <w:spacing w:after="0" w:line="240" w:lineRule="auto"/>
+              <w:rPr>
+                <w:rFonts w:ascii="Times New Roman" w:eastAsia="Times New Roman" w:hAnsi="Times New Roman" w:cs="Times New Roman"/>
+                <w:kern w:val="0"/>
+                <w:lang w:eastAsia="en-IN"/>
+                <w14:ligatures w14:val="none"/>
+              </w:rPr>
+            </w:pPr>
+            <w:r>
+              <w:rPr>
+                <w:rFonts w:ascii="Times New Roman" w:eastAsia="Times New Roman" w:hAnsi="Times New Roman" w:cs="Times New Roman"/>
+                <w:kern w:val="0"/>
+                <w:lang w:eastAsia="en-IN"/>
+                <w14:ligatures w14:val="none"/>
+              </w:rPr>
+              <w:t>Oracle, DB2, SQL Server</w:t>
+            </w:r>
+          </w:p>
+        </w:tc>
+        <w:tc>
+          <w:tcPr>
+            <w:tcW w:w="0" w:type="auto"/>
+            <w:vAlign w:val="center"/>
+            <w:hideMark/>
+          </w:tcPr>
+          <w:p>
+            <w:pPr>
+              <w:spacing w:after="0" w:line="240" w:lineRule="auto"/>
+              <w:rPr>
+                <w:rFonts w:ascii="Times New Roman" w:eastAsia="Times New Roman" w:hAnsi="Times New Roman" w:cs="Times New Roman"/>
+                <w:kern w:val="0"/>
+                <w:lang w:eastAsia="en-IN"/>
+                <w14:ligatures w14:val="none"/>
+              </w:rPr>
+            </w:pPr>
+            <w:r>
+              <w:rPr>
+                <w:rFonts w:ascii="Times New Roman" w:eastAsia="Times New Roman" w:hAnsi="Times New Roman" w:cs="Times New Roman"/>
+                <w:kern w:val="0"/>
+                <w:lang w:eastAsia="en-IN"/>
+                <w14:ligatures w14:val="none"/>
+              </w:rPr>
+              <w:t>HANA only</w:t>
+            </w:r>
+          </w:p>
+        </w:tc>
+      </w:tr>
+      <w:tr>
+        <w:trPr>
+          <w:tblCellSpacing w:w="15" w:type="dxa"/>
+        </w:trPr>
+        <w:tc>
+          <w:tcPr>
+            <w:tcW w:w="0" w:type="auto"/>
+            <w:vAlign w:val="center"/>
+            <w:hideMark/>
+          </w:tcPr>
+          <w:p>
+            <w:pPr>
+              <w:spacing w:after="0" w:line="240" w:lineRule="auto"/>
+              <w:rPr>
+                <w:rFonts w:ascii="Times New Roman" w:eastAsia="Times New Roman" w:hAnsi="Times New Roman" w:cs="Times New Roman"/>
+                <w:kern w:val="0"/>
+                <w:lang w:eastAsia="en-IN"/>
+                <w14:ligatures w14:val="none"/>
+              </w:rPr>
+            </w:pPr>
+            <w:r>
+              <w:rPr>
+                <w:rFonts w:ascii="Times New Roman" w:eastAsia="Times New Roman" w:hAnsi="Times New Roman" w:cs="Times New Roman"/>
+                <w:kern w:val="0"/>
+                <w:lang w:eastAsia="en-IN"/>
+                <w14:ligatures w14:val="none"/>
+              </w:rPr>
+              <w:t>Speed</w:t>
+            </w:r>
+          </w:p>
+        </w:tc>
+        <w:tc>
+          <w:tcPr>
+            <w:tcW w:w="0" w:type="auto"/>
+            <w:vAlign w:val="center"/>
+            <w:hideMark/>
+          </w:tcPr>
+          <w:p>
+            <w:pPr>
+              <w:spacing w:after="0" w:line="240" w:lineRule="auto"/>
+              <w:rPr>
+                <w:rFonts w:ascii="Times New Roman" w:eastAsia="Times New Roman" w:hAnsi="Times New Roman" w:cs="Times New Roman"/>
+                <w:kern w:val="0"/>
+                <w:lang w:eastAsia="en-IN"/>
+                <w14:ligatures w14:val="none"/>
+              </w:rPr>
+            </w:pPr>
+            <w:r>
+              <w:rPr>
+                <w:rFonts w:ascii="Times New Roman" w:eastAsia="Times New Roman" w:hAnsi="Times New Roman" w:cs="Times New Roman"/>
+                <w:kern w:val="0"/>
+                <w:lang w:eastAsia="en-IN"/>
+                <w14:ligatures w14:val="none"/>
+              </w:rPr>
+              <w:t>Slower</w:t>
+            </w:r>
+          </w:p>
+        </w:tc>
+        <w:tc>
+          <w:tcPr>
+            <w:tcW w:w="0" w:type="auto"/>
+            <w:vAlign w:val="center"/>
+            <w:hideMark/>
+          </w:tcPr>
+          <w:p>
+            <w:pPr>
+              <w:spacing w:after="0" w:line="240" w:lineRule="auto"/>
+              <w:rPr>
+                <w:rFonts w:ascii="Times New Roman" w:eastAsia="Times New Roman" w:hAnsi="Times New Roman" w:cs="Times New Roman"/>
+                <w:kern w:val="0"/>
+                <w:lang w:eastAsia="en-IN"/>
+                <w14:ligatures w14:val="none"/>
+              </w:rPr>
+            </w:pPr>
+            <w:r>
+              <w:rPr>
+                <w:rFonts w:ascii="Times New Roman" w:eastAsia="Times New Roman" w:hAnsi="Times New Roman" w:cs="Times New Roman"/>
+                <w:kern w:val="0"/>
+                <w:lang w:eastAsia="en-IN"/>
+                <w14:ligatures w14:val="none"/>
+              </w:rPr>
+              <w:t>Very fast</w:t>
+            </w:r>
+          </w:p>
+        </w:tc>
+      </w:tr>
+      <w:tr>
+        <w:trPr>
+          <w:tblCellSpacing w:w="15" w:type="dxa"/>
+        </w:trPr>
+        <w:tc>
+          <w:tcPr>
+            <w:tcW w:w="0" w:type="auto"/>
+            <w:vAlign w:val="center"/>
+            <w:hideMark/>
+          </w:tcPr>
+          <w:p>
+            <w:pPr>
+              <w:spacing w:after="0" w:line="240" w:lineRule="auto"/>
+              <w:rPr>
+                <w:rFonts w:ascii="Times New Roman" w:eastAsia="Times New Roman" w:hAnsi="Times New Roman" w:cs="Times New Roman"/>
+                <w:kern w:val="0"/>
+                <w:lang w:eastAsia="en-IN"/>
+                <w14:ligatures w14:val="none"/>
+              </w:rPr>
+            </w:pPr>
+            <w:r>
+              <w:rPr>
+                <w:rFonts w:ascii="Times New Roman" w:eastAsia="Times New Roman" w:hAnsi="Times New Roman" w:cs="Times New Roman"/>
+                <w:kern w:val="0"/>
+                <w:lang w:eastAsia="en-IN"/>
+                <w14:ligatures w14:val="none"/>
+              </w:rPr>
+              <w:t>Data Storage</w:t>
+            </w:r>
+          </w:p>
+        </w:tc>
+        <w:tc>
+          <w:tcPr>
+            <w:tcW w:w="0" w:type="auto"/>
+            <w:vAlign w:val="center"/>
+            <w:hideMark/>
+          </w:tcPr>
+          <w:p>
+            <w:pPr>
+              <w:spacing w:after="0" w:line="240" w:lineRule="auto"/>
+              <w:rPr>
+                <w:rFonts w:ascii="Times New Roman" w:eastAsia="Times New Roman" w:hAnsi="Times New Roman" w:cs="Times New Roman"/>
+                <w:kern w:val="0"/>
+                <w:lang w:eastAsia="en-IN"/>
+                <w14:ligatures w14:val="none"/>
+              </w:rPr>
+            </w:pPr>
+            <w:r>
+              <w:rPr>
+                <w:rFonts w:ascii="Times New Roman" w:eastAsia="Times New Roman" w:hAnsi="Times New Roman" w:cs="Times New Roman"/>
+                <w:kern w:val="0"/>
+                <w:lang w:eastAsia="en-IN"/>
+                <w14:ligatures w14:val="none"/>
+              </w:rPr>
+              <w:t>Disk-based</w:t>
+            </w:r>
+          </w:p>
+        </w:tc>
+        <w:tc>
+          <w:tcPr>
+            <w:tcW w:w="0" w:type="auto"/>
+            <w:vAlign w:val="center"/>
+            <w:hideMark/>
+          </w:tcPr>
+          <w:p>
+            <w:pPr>
+              <w:spacing w:after="0" w:line="240" w:lineRule="auto"/>
+              <w:rPr>
+                <w:rFonts w:ascii="Times New Roman" w:eastAsia="Times New Roman" w:hAnsi="Times New Roman" w:cs="Times New Roman"/>
+                <w:kern w:val="0"/>
+                <w:lang w:eastAsia="en-IN"/>
+                <w14:ligatures w14:val="none"/>
+              </w:rPr>
+            </w:pPr>
+            <w:r>
+              <w:rPr>
+                <w:rFonts w:ascii="Times New Roman" w:eastAsia="Times New Roman" w:hAnsi="Times New Roman" w:cs="Times New Roman"/>
+                <w:kern w:val="0"/>
+                <w:lang w:eastAsia="en-IN"/>
+                <w14:ligatures w14:val="none"/>
+              </w:rPr>
+              <w:t>In-memory (RAM)</w:t>
+            </w:r>
+          </w:p>
+        </w:tc>
+      </w:tr>
+      <w:tr>
+        <w:trPr>
+          <w:tblCellSpacing w:w="15" w:type="dxa"/>
+        </w:trPr>
+        <w:tc>
+          <w:tcPr>
+            <w:tcW w:w="0" w:type="auto"/>
+            <w:vAlign w:val="center"/>
+            <w:hideMark/>
+          </w:tcPr>
+          <w:p>
+            <w:pPr>
+              <w:spacing w:after="0" w:line="240" w:lineRule="auto"/>
+              <w:rPr>
+                <w:rFonts w:ascii="Times New Roman" w:eastAsia="Times New Roman" w:hAnsi="Times New Roman" w:cs="Times New Roman"/>
+                <w:kern w:val="0"/>
+                <w:lang w:eastAsia="en-IN"/>
+                <w14:ligatures w14:val="none"/>
+              </w:rPr>
+            </w:pPr>
+            <w:r>
+              <w:rPr>
+                <w:rFonts w:ascii="Times New Roman" w:eastAsia="Times New Roman" w:hAnsi="Times New Roman" w:cs="Times New Roman"/>
+                <w:kern w:val="0"/>
+                <w:lang w:eastAsia="en-IN"/>
+                <w14:ligatures w14:val="none"/>
+              </w:rPr>
+              <w:t>Data Model</w:t>
+            </w:r>
+          </w:p>
+        </w:tc>
+        <w:tc>
+          <w:tcPr>
+            <w:tcW w:w="0" w:type="auto"/>
+            <w:vAlign w:val="center"/>
+            <w:hideMark/>
+          </w:tcPr>
+          <w:p>
+            <w:pPr>
+              <w:spacing w:after="0" w:line="240" w:lineRule="auto"/>
+              <w:rPr>
+                <w:rFonts w:ascii="Times New Roman" w:eastAsia="Times New Roman" w:hAnsi="Times New Roman" w:cs="Times New Roman"/>
+                <w:kern w:val="0"/>
+                <w:lang w:eastAsia="en-IN"/>
+                <w14:ligatures w14:val="none"/>
+              </w:rPr>
+            </w:pPr>
+            <w:r>
+              <w:rPr>
+                <w:rFonts w:ascii="Times New Roman" w:eastAsia="Times New Roman" w:hAnsi="Times New Roman" w:cs="Times New Roman"/>
+                <w:kern w:val="0"/>
+                <w:lang w:eastAsia="en-IN"/>
+                <w14:ligatures w14:val="none"/>
+              </w:rPr>
+              <w:t>Complex, many tables</w:t>
+            </w:r>
+          </w:p>
+        </w:tc>
+        <w:tc>
+          <w:tcPr>
+            <w:tcW w:w="0" w:type="auto"/>
+            <w:vAlign w:val="center"/>
+            <w:hideMark/>
+          </w:tcPr>
+          <w:p>
+            <w:pPr>
+              <w:spacing w:after="0" w:line="240" w:lineRule="auto"/>
+              <w:rPr>
+                <w:rFonts w:ascii="Times New Roman" w:eastAsia="Times New Roman" w:hAnsi="Times New Roman" w:cs="Times New Roman"/>
+                <w:kern w:val="0"/>
+                <w:lang w:eastAsia="en-IN"/>
+                <w14:ligatures w14:val="none"/>
+              </w:rPr>
+            </w:pPr>
+            <w:r>
+              <w:rPr>
+                <w:rFonts w:ascii="Times New Roman" w:eastAsia="Times New Roman" w:hAnsi="Times New Roman" w:cs="Times New Roman"/>
+                <w:kern w:val="0"/>
+                <w:lang w:eastAsia="en-IN"/>
+                <w14:ligatures w14:val="none"/>
+              </w:rPr>
+              <w:t>Simplified</w:t>
+            </w:r>
+          </w:p>
+        </w:tc>
+      </w:tr>
+      <w:tr>
+        <w:trPr>
+          <w:tblCellSpacing w:w="15" w:type="dxa"/>
+        </w:trPr>
+        <w:tc>
+          <w:tcPr>
+            <w:tcW w:w="0" w:type="auto"/>
+            <w:vAlign w:val="center"/>
+            <w:hideMark/>
+          </w:tcPr>
+          <w:p>
+            <w:pPr>
+              <w:spacing w:after="0" w:line="240" w:lineRule="auto"/>
+              <w:rPr>
+                <w:rFonts w:ascii="Times New Roman" w:eastAsia="Times New Roman" w:hAnsi="Times New Roman" w:cs="Times New Roman"/>
+                <w:kern w:val="0"/>
+                <w:lang w:eastAsia="en-IN"/>
+                <w14:ligatures w14:val="none"/>
+              </w:rPr>
+            </w:pPr>
+            <w:r>
+              <w:rPr>
+                <w:rFonts w:ascii="Times New Roman" w:eastAsia="Times New Roman" w:hAnsi="Times New Roman" w:cs="Times New Roman"/>
+                <w:kern w:val="0"/>
+                <w:lang w:eastAsia="en-IN"/>
+                <w14:ligatures w14:val="none"/>
+              </w:rPr>
+              <w:t>User Interface</w:t>
+            </w:r>
+          </w:p>
+        </w:tc>
+        <w:tc>
+          <w:tcPr>
+            <w:tcW w:w="0" w:type="auto"/>
+            <w:vAlign w:val="center"/>
+            <w:hideMark/>
+          </w:tcPr>
+          <w:p>
+            <w:pPr>
+              <w:spacing w:after="0" w:line="240" w:lineRule="auto"/>
+              <w:rPr>
+                <w:rFonts w:ascii="Times New Roman" w:eastAsia="Times New Roman" w:hAnsi="Times New Roman" w:cs="Times New Roman"/>
+                <w:kern w:val="0"/>
+                <w:lang w:eastAsia="en-IN"/>
+                <w14:ligatures w14:val="none"/>
+              </w:rPr>
+            </w:pPr>
+            <w:r>
+              <w:rPr>
+                <w:rFonts w:ascii="Times New Roman" w:eastAsia="Times New Roman" w:hAnsi="Times New Roman" w:cs="Times New Roman"/>
+                <w:kern w:val="0"/>
+                <w:lang w:eastAsia="en-IN"/>
+                <w14:ligatures w14:val="none"/>
+              </w:rPr>
+              <w:t>SAP GUI</w:t>
+            </w:r>
+          </w:p>
+        </w:tc>
+        <w:tc>
+          <w:tcPr>
+            <w:tcW w:w="0" w:type="auto"/>
+            <w:vAlign w:val="center"/>
+            <w:hideMark/>
+          </w:tcPr>
+          <w:p>
+            <w:pPr>
+              <w:spacing w:after="0" w:line="240" w:lineRule="auto"/>
+              <w:rPr>
+                <w:rFonts w:ascii="Times New Roman" w:eastAsia="Times New Roman" w:hAnsi="Times New Roman" w:cs="Times New Roman"/>
+                <w:kern w:val="0"/>
+                <w:lang w:eastAsia="en-IN"/>
+                <w14:ligatures w14:val="none"/>
+              </w:rPr>
+            </w:pPr>
+            <w:r>
+              <w:rPr>
+                <w:rFonts w:ascii="Times New Roman" w:eastAsia="Times New Roman" w:hAnsi="Times New Roman" w:cs="Times New Roman"/>
+                <w:kern w:val="0"/>
+                <w:lang w:eastAsia="en-IN"/>
+                <w14:ligatures w14:val="none"/>
+              </w:rPr>
+              <w:t>Fiori (web/mobile)</w:t>
+            </w:r>
+          </w:p>
+        </w:tc>
+      </w:tr>
+      <w:tr>
+        <w:trPr>
+          <w:tblCellSpacing w:w="15" w:type="dxa"/>
+        </w:trPr>
+        <w:tc>
+          <w:tcPr>
+            <w:tcW w:w="0" w:type="auto"/>
+            <w:vAlign w:val="center"/>
+            <w:hideMark/>
+          </w:tcPr>
+          <w:p>
+            <w:pPr>
+              <w:spacing w:after="0" w:line="240" w:lineRule="auto"/>
+              <w:rPr>
+                <w:rFonts w:ascii="Times New Roman" w:eastAsia="Times New Roman" w:hAnsi="Times New Roman" w:cs="Times New Roman"/>
+                <w:kern w:val="0"/>
+                <w:lang w:eastAsia="en-IN"/>
+                <w14:ligatures w14:val="none"/>
+              </w:rPr>
+            </w:pPr>
+            <w:r>
+              <w:rPr>
+                <w:rFonts w:ascii="Times New Roman" w:eastAsia="Times New Roman" w:hAnsi="Times New Roman" w:cs="Times New Roman"/>
+                <w:kern w:val="0"/>
+                <w:lang w:eastAsia="en-IN"/>
+                <w14:ligatures w14:val="none"/>
+              </w:rPr>
+              <w:t>Year</w:t>
+            </w:r>
+          </w:p>
+        </w:tc>
+        <w:tc>
+          <w:tcPr>
+            <w:tcW w:w="0" w:type="auto"/>
+            <w:vAlign w:val="center"/>
+            <w:hideMark/>
+          </w:tcPr>
+          <w:p>
+            <w:pPr>
+              <w:spacing w:after="0" w:line="240" w:lineRule="auto"/>
+              <w:rPr>
+                <w:rFonts w:ascii="Times New Roman" w:eastAsia="Times New Roman" w:hAnsi="Times New Roman" w:cs="Times New Roman"/>
+                <w:kern w:val="0"/>
+                <w:lang w:eastAsia="en-IN"/>
+                <w14:ligatures w14:val="none"/>
+              </w:rPr>
+            </w:pPr>
+            <w:r>
+              <w:rPr>
+                <w:rFonts w:ascii="Times New Roman" w:eastAsia="Times New Roman" w:hAnsi="Times New Roman" w:cs="Times New Roman"/>
+                <w:kern w:val="0"/>
+                <w:lang w:eastAsia="en-IN"/>
+                <w14:ligatures w14:val="none"/>
+              </w:rPr>
+              <w:t>2004</w:t>
+            </w:r>
+          </w:p>
+        </w:tc>
+        <w:tc>
+          <w:tcPr>
+            <w:tcW w:w="0" w:type="auto"/>
+            <w:vAlign w:val="center"/>
+            <w:hideMark/>
+          </w:tcPr>
+          <w:p>
+            <w:pPr>
+              <w:spacing w:after="0" w:line="240" w:lineRule="auto"/>
+              <w:rPr>
+                <w:rFonts w:ascii="Times New Roman" w:eastAsia="Times New Roman" w:hAnsi="Times New Roman" w:cs="Times New Roman"/>
+                <w:kern w:val="0"/>
+                <w:lang w:eastAsia="en-IN"/>
+                <w14:ligatures w14:val="none"/>
+              </w:rPr>
+            </w:pPr>
+            <w:r>
+              <w:rPr>
+                <w:rFonts w:ascii="Times New Roman" w:eastAsia="Times New Roman" w:hAnsi="Times New Roman" w:cs="Times New Roman"/>
+                <w:kern w:val="0"/>
+                <w:lang w:eastAsia="en-IN"/>
+                <w14:ligatures w14:val="none"/>
+              </w:rPr>
+              <w:t>2015</w:t>
+            </w:r>
+          </w:p>
+        </w:tc>
+      </w:tr>
+    </w:tbl>
+    <w:p>
+      <w:pPr>
+        <w:pStyle w:val="ListParagraph"/>
+        <w:numPr>
+          <w:ilvl w:val="0"/>
+          <w:numId w:val="2"/>
+        </w:numPr>
+        <w:spacing w:after="0" w:line="240" w:lineRule="auto"/>
+        <w:rPr>
+          <w:rFonts w:ascii="Times New Roman" w:eastAsia="Times New Roman" w:hAnsi="Times New Roman" w:cs="Times New Roman"/>
+          <w:kern w:val="0"/>
+          <w:lang w:eastAsia="en-IN"/>
+          <w14:ligatures w14:val="none"/>
+        </w:rPr>
+      </w:pPr>
+      <w:r>
+        <w:rPr>
+          <w:lang w:eastAsia="en-IN"/>
+        </w:rPr>
+        <w:pict w14:anchorId="3ED7484A">
+          <v:rect id="_x0000_i1066" style="width:0;height:1.5pt" o:hralign="center" o:hrstd="t" o:hr="t" fillcolor="#a0a0a0" stroked="f"/>
+        </w:pict>
+      </w:r>
+    </w:p>
+    <w:p>
+      <w:pPr>
+        <w:pStyle w:val="ListParagraph"/>
+        <w:numPr>
+          <w:ilvl w:val="0"/>
+          <w:numId w:val="2"/>
+        </w:numPr>
+        <w:spacing w:before="100" w:beforeAutospacing="1" w:after="100" w:afterAutospacing="1" w:line="240" w:lineRule="auto"/>
+        <w:rPr>
+          <w:rFonts w:ascii="Times New Roman" w:eastAsia="Times New Roman" w:hAnsi="Times New Roman" w:cs="Times New Roman"/>
+          <w:kern w:val="0"/>
+          <w:lang w:eastAsia="en-IN"/>
+          <w14:ligatures w14:val="none"/>
+        </w:rPr>
+      </w:pPr>
+      <w:r>
+        <w:rPr>
+          <w:rFonts w:ascii="Times New Roman" w:eastAsia="Times New Roman" w:hAnsi="Times New Roman" w:cs="Times New Roman"/>
+          <w:b/>
+          <w:bCs/>
+          <w:kern w:val="0"/>
+          <w:lang w:eastAsia="en-IN"/>
+          <w14:ligatures w14:val="none"/>
+        </w:rPr>
+        <w:t>SAP R/1 vs R/2 vs R/3</w:t>
+      </w:r>
+    </w:p>
+    <w:tbl>
+      <w:tblPr>
+        <w:tblW w:w="0" w:type="auto"/>
+        <w:tblCellSpacing w:w="15" w:type="dxa"/>
+        <w:tblCellMar>
+          <w:top w:w="15" w:type="dxa"/>
+          <w:left w:w="15" w:type="dxa"/>
+          <w:bottom w:w="15" w:type="dxa"/>
+          <w:right w:w="15" w:type="dxa"/>
+        </w:tblCellMar>
+        <w:tblLook w:val="04A0" w:firstRow="1" w:lastRow="0" w:firstColumn="1" w:lastColumn="0" w:noHBand="0" w:noVBand="1"/>
+      </w:tblPr>
+      <w:tblGrid>
+        <w:gridCol w:w="1428"/>
+        <w:gridCol w:w="1401"/>
+        <w:gridCol w:w="1700"/>
+        <w:gridCol w:w="1368"/>
+      </w:tblGrid>
+      <w:tr>
+        <w:trPr>
+          <w:tblHeader/>
+          <w:tblCellSpacing w:w="15" w:type="dxa"/>
+        </w:trPr>
+        <w:tc>
+          <w:tcPr>
+            <w:tcW w:w="0" w:type="auto"/>
+            <w:vAlign w:val="center"/>
+            <w:hideMark/>
+          </w:tcPr>
+          <w:p>
+            <w:pPr>
+              <w:spacing w:after="0" w:line="240" w:lineRule="auto"/>
+              <w:jc w:val="center"/>
+              <w:rPr>
+                <w:rFonts w:ascii="Times New Roman" w:eastAsia="Times New Roman" w:hAnsi="Times New Roman" w:cs="Times New Roman"/>
+                <w:b/>
+                <w:bCs/>
+                <w:kern w:val="0"/>
+                <w:lang w:eastAsia="en-IN"/>
+                <w14:ligatures w14:val="none"/>
+              </w:rPr>
+            </w:pPr>
+            <w:r>
+              <w:rPr>
+                <w:rFonts w:ascii="Times New Roman" w:eastAsia="Times New Roman" w:hAnsi="Times New Roman" w:cs="Times New Roman"/>
+                <w:b/>
+                <w:bCs/>
+                <w:kern w:val="0"/>
+                <w:lang w:eastAsia="en-IN"/>
+                <w14:ligatures w14:val="none"/>
+              </w:rPr>
+              <w:t>Feature</w:t>
+            </w:r>
+          </w:p>
+        </w:tc>
+        <w:tc>
+          <w:tcPr>
+            <w:tcW w:w="0" w:type="auto"/>
+            <w:vAlign w:val="center"/>
+            <w:hideMark/>
+          </w:tcPr>
+          <w:p>
+            <w:pPr>
+              <w:spacing w:after="0" w:line="240" w:lineRule="auto"/>
+              <w:jc w:val="center"/>
+              <w:rPr>
+                <w:rFonts w:ascii="Times New Roman" w:eastAsia="Times New Roman" w:hAnsi="Times New Roman" w:cs="Times New Roman"/>
+                <w:b/>
+                <w:bCs/>
+                <w:kern w:val="0"/>
+                <w:lang w:eastAsia="en-IN"/>
+                <w14:ligatures w14:val="none"/>
+              </w:rPr>
+            </w:pPr>
+            <w:r>
+              <w:rPr>
+                <w:rFonts w:ascii="Times New Roman" w:eastAsia="Times New Roman" w:hAnsi="Times New Roman" w:cs="Times New Roman"/>
+                <w:b/>
+                <w:bCs/>
+                <w:kern w:val="0"/>
+                <w:lang w:eastAsia="en-IN"/>
+                <w14:ligatures w14:val="none"/>
+              </w:rPr>
+              <w:t>R/1</w:t>
+            </w:r>
+          </w:p>
+        </w:tc>
+        <w:tc>
+          <w:tcPr>
+            <w:tcW w:w="0" w:type="auto"/>
+            <w:vAlign w:val="center"/>
+            <w:hideMark/>
+          </w:tcPr>
+          <w:p>
+            <w:pPr>
+              <w:spacing w:after="0" w:line="240" w:lineRule="auto"/>
+              <w:jc w:val="center"/>
+              <w:rPr>
+                <w:rFonts w:ascii="Times New Roman" w:eastAsia="Times New Roman" w:hAnsi="Times New Roman" w:cs="Times New Roman"/>
+                <w:b/>
+                <w:bCs/>
+                <w:kern w:val="0"/>
+                <w:lang w:eastAsia="en-IN"/>
+                <w14:ligatures w14:val="none"/>
+              </w:rPr>
+            </w:pPr>
+            <w:r>
+              <w:rPr>
+                <w:rFonts w:ascii="Times New Roman" w:eastAsia="Times New Roman" w:hAnsi="Times New Roman" w:cs="Times New Roman"/>
+                <w:b/>
+                <w:bCs/>
+                <w:kern w:val="0"/>
+                <w:lang w:eastAsia="en-IN"/>
+                <w14:ligatures w14:val="none"/>
+              </w:rPr>
+              <w:t>R/2</w:t>
+            </w:r>
+          </w:p>
+        </w:tc>
+        <w:tc>
+          <w:tcPr>
+            <w:tcW w:w="0" w:type="auto"/>
+            <w:vAlign w:val="center"/>
+            <w:hideMark/>
+          </w:tcPr>
+          <w:p>
+            <w:pPr>
+              <w:spacing w:after="0" w:line="240" w:lineRule="auto"/>
+              <w:jc w:val="center"/>
+              <w:rPr>
+                <w:rFonts w:ascii="Times New Roman" w:eastAsia="Times New Roman" w:hAnsi="Times New Roman" w:cs="Times New Roman"/>
+                <w:b/>
+                <w:bCs/>
+                <w:kern w:val="0"/>
+                <w:lang w:eastAsia="en-IN"/>
+                <w14:ligatures w14:val="none"/>
+              </w:rPr>
+            </w:pPr>
+            <w:r>
+              <w:rPr>
+                <w:rFonts w:ascii="Times New Roman" w:eastAsia="Times New Roman" w:hAnsi="Times New Roman" w:cs="Times New Roman"/>
+                <w:b/>
+                <w:bCs/>
+                <w:kern w:val="0"/>
+                <w:lang w:eastAsia="en-IN"/>
+                <w14:ligatures w14:val="none"/>
+              </w:rPr>
+              <w:t>R/3</w:t>
+            </w:r>
+          </w:p>
+        </w:tc>
+      </w:tr>
+      <w:tr>
+        <w:trPr>
+          <w:tblCellSpacing w:w="15" w:type="dxa"/>
+        </w:trPr>
+        <w:tc>
+          <w:tcPr>
+            <w:tcW w:w="0" w:type="auto"/>
+            <w:vAlign w:val="center"/>
+            <w:hideMark/>
+          </w:tcPr>
+          <w:p>
+            <w:pPr>
+              <w:spacing w:after="0" w:line="240" w:lineRule="auto"/>
+              <w:rPr>
+                <w:rFonts w:ascii="Times New Roman" w:eastAsia="Times New Roman" w:hAnsi="Times New Roman" w:cs="Times New Roman"/>
+                <w:kern w:val="0"/>
+                <w:lang w:eastAsia="en-IN"/>
+                <w14:ligatures w14:val="none"/>
+              </w:rPr>
+            </w:pPr>
+            <w:r>
+              <w:rPr>
+                <w:rFonts w:ascii="Times New Roman" w:eastAsia="Times New Roman" w:hAnsi="Times New Roman" w:cs="Times New Roman"/>
+                <w:kern w:val="0"/>
+                <w:lang w:eastAsia="en-IN"/>
+                <w14:ligatures w14:val="none"/>
+              </w:rPr>
+              <w:t>Architecture</w:t>
+            </w:r>
+          </w:p>
+        </w:tc>
+        <w:tc>
+          <w:tcPr>
+            <w:tcW w:w="0" w:type="auto"/>
+            <w:vAlign w:val="center"/>
+            <w:hideMark/>
+          </w:tcPr>
+          <w:p>
+            <w:pPr>
+              <w:spacing w:after="0" w:line="240" w:lineRule="auto"/>
+              <w:rPr>
+                <w:rFonts w:ascii="Times New Roman" w:eastAsia="Times New Roman" w:hAnsi="Times New Roman" w:cs="Times New Roman"/>
+                <w:kern w:val="0"/>
+                <w:lang w:eastAsia="en-IN"/>
+                <w14:ligatures w14:val="none"/>
+              </w:rPr>
+            </w:pPr>
+            <w:r>
+              <w:rPr>
+                <w:rFonts w:ascii="Times New Roman" w:eastAsia="Times New Roman" w:hAnsi="Times New Roman" w:cs="Times New Roman"/>
+                <w:kern w:val="0"/>
+                <w:lang w:eastAsia="en-IN"/>
+                <w14:ligatures w14:val="none"/>
+              </w:rPr>
+              <w:t>1-tier</w:t>
+            </w:r>
+          </w:p>
+        </w:tc>
+        <w:tc>
+          <w:tcPr>
+            <w:tcW w:w="0" w:type="auto"/>
+            <w:vAlign w:val="center"/>
+            <w:hideMark/>
+          </w:tcPr>
+          <w:p>
+            <w:pPr>
+              <w:spacing w:after="0" w:line="240" w:lineRule="auto"/>
+              <w:rPr>
+                <w:rFonts w:ascii="Times New Roman" w:eastAsia="Times New Roman" w:hAnsi="Times New Roman" w:cs="Times New Roman"/>
+                <w:kern w:val="0"/>
+                <w:lang w:eastAsia="en-IN"/>
+                <w14:ligatures w14:val="none"/>
+              </w:rPr>
+            </w:pPr>
+            <w:r>
+              <w:rPr>
+                <w:rFonts w:ascii="Times New Roman" w:eastAsia="Times New Roman" w:hAnsi="Times New Roman" w:cs="Times New Roman"/>
+                <w:kern w:val="0"/>
+                <w:lang w:eastAsia="en-IN"/>
+                <w14:ligatures w14:val="none"/>
+              </w:rPr>
+              <w:t>2-tier</w:t>
+            </w:r>
+          </w:p>
+        </w:tc>
+        <w:tc>
+          <w:tcPr>
+            <w:tcW w:w="0" w:type="auto"/>
+            <w:vAlign w:val="center"/>
+            <w:hideMark/>
+          </w:tcPr>
+          <w:p>
+            <w:pPr>
+              <w:spacing w:after="0" w:line="240" w:lineRule="auto"/>
+              <w:rPr>
+                <w:rFonts w:ascii="Times New Roman" w:eastAsia="Times New Roman" w:hAnsi="Times New Roman" w:cs="Times New Roman"/>
+                <w:kern w:val="0"/>
+                <w:lang w:eastAsia="en-IN"/>
+                <w14:ligatures w14:val="none"/>
+              </w:rPr>
+            </w:pPr>
+            <w:r>
+              <w:rPr>
+                <w:rFonts w:ascii="Times New Roman" w:eastAsia="Times New Roman" w:hAnsi="Times New Roman" w:cs="Times New Roman"/>
+                <w:kern w:val="0"/>
+                <w:lang w:eastAsia="en-IN"/>
+                <w14:ligatures w14:val="none"/>
+              </w:rPr>
+              <w:t>3-tier</w:t>
+            </w:r>
+          </w:p>
+        </w:tc>
+      </w:tr>
+      <w:tr>
+        <w:trPr>
+          <w:tblCellSpacing w:w="15" w:type="dxa"/>
+        </w:trPr>
+        <w:tc>
+          <w:tcPr>
+            <w:tcW w:w="0" w:type="auto"/>
+            <w:vAlign w:val="center"/>
+            <w:hideMark/>
+          </w:tcPr>
+          <w:p>
+            <w:pPr>
+              <w:spacing w:after="0" w:line="240" w:lineRule="auto"/>
+              <w:rPr>
+                <w:rFonts w:ascii="Times New Roman" w:eastAsia="Times New Roman" w:hAnsi="Times New Roman" w:cs="Times New Roman"/>
+                <w:kern w:val="0"/>
+                <w:lang w:eastAsia="en-IN"/>
+                <w14:ligatures w14:val="none"/>
+              </w:rPr>
+            </w:pPr>
+            <w:r>
+              <w:rPr>
+                <w:rFonts w:ascii="Times New Roman" w:eastAsia="Times New Roman" w:hAnsi="Times New Roman" w:cs="Times New Roman"/>
+                <w:kern w:val="0"/>
+                <w:lang w:eastAsia="en-IN"/>
+                <w14:ligatures w14:val="none"/>
+              </w:rPr>
+              <w:lastRenderedPageBreak/>
+              <w:t>Technology</w:t>
+            </w:r>
+          </w:p>
+        </w:tc>
+        <w:tc>
+          <w:tcPr>
+            <w:tcW w:w="0" w:type="auto"/>
+            <w:vAlign w:val="center"/>
+            <w:hideMark/>
+          </w:tcPr>
+          <w:p>
+            <w:pPr>
+              <w:spacing w:after="0" w:line="240" w:lineRule="auto"/>
+              <w:rPr>
+                <w:rFonts w:ascii="Times New Roman" w:eastAsia="Times New Roman" w:hAnsi="Times New Roman" w:cs="Times New Roman"/>
+                <w:kern w:val="0"/>
+                <w:lang w:eastAsia="en-IN"/>
+                <w14:ligatures w14:val="none"/>
+              </w:rPr>
+            </w:pPr>
+            <w:r>
+              <w:rPr>
+                <w:rFonts w:ascii="Times New Roman" w:eastAsia="Times New Roman" w:hAnsi="Times New Roman" w:cs="Times New Roman"/>
+                <w:kern w:val="0"/>
+                <w:lang w:eastAsia="en-IN"/>
+                <w14:ligatures w14:val="none"/>
+              </w:rPr>
+              <w:t>Single system</w:t>
+            </w:r>
+          </w:p>
+        </w:tc>
+        <w:tc>
+          <w:tcPr>
+            <w:tcW w:w="0" w:type="auto"/>
+            <w:vAlign w:val="center"/>
+            <w:hideMark/>
+          </w:tcPr>
+          <w:p>
+            <w:pPr>
+              <w:spacing w:after="0" w:line="240" w:lineRule="auto"/>
+              <w:rPr>
+                <w:rFonts w:ascii="Times New Roman" w:eastAsia="Times New Roman" w:hAnsi="Times New Roman" w:cs="Times New Roman"/>
+                <w:kern w:val="0"/>
+                <w:lang w:eastAsia="en-IN"/>
+                <w14:ligatures w14:val="none"/>
+              </w:rPr>
+            </w:pPr>
+            <w:r>
+              <w:rPr>
+                <w:rFonts w:ascii="Times New Roman" w:eastAsia="Times New Roman" w:hAnsi="Times New Roman" w:cs="Times New Roman"/>
+                <w:kern w:val="0"/>
+                <w:lang w:eastAsia="en-IN"/>
+                <w14:ligatures w14:val="none"/>
+              </w:rPr>
+              <w:t>Mainframe</w:t>
+            </w:r>
+          </w:p>
+        </w:tc>
+        <w:tc>
+          <w:tcPr>
+            <w:tcW w:w="0" w:type="auto"/>
+            <w:vAlign w:val="center"/>
+            <w:hideMark/>
+          </w:tcPr>
+          <w:p>
+            <w:pPr>
+              <w:spacing w:after="0" w:line="240" w:lineRule="auto"/>
+              <w:rPr>
+                <w:rFonts w:ascii="Times New Roman" w:eastAsia="Times New Roman" w:hAnsi="Times New Roman" w:cs="Times New Roman"/>
+                <w:kern w:val="0"/>
+                <w:lang w:eastAsia="en-IN"/>
+                <w14:ligatures w14:val="none"/>
+              </w:rPr>
+            </w:pPr>
+            <w:r>
+              <w:rPr>
+                <w:rFonts w:ascii="Times New Roman" w:eastAsia="Times New Roman" w:hAnsi="Times New Roman" w:cs="Times New Roman"/>
+                <w:kern w:val="0"/>
+                <w:lang w:eastAsia="en-IN"/>
+                <w14:ligatures w14:val="none"/>
+              </w:rPr>
+              <w:t>Client-Server</w:t>
+            </w:r>
+          </w:p>
+        </w:tc>
+      </w:tr>
+      <w:tr>
+        <w:trPr>
+          <w:tblCellSpacing w:w="15" w:type="dxa"/>
+        </w:trPr>
+        <w:tc>
+          <w:tcPr>
+            <w:tcW w:w="0" w:type="auto"/>
+            <w:vAlign w:val="center"/>
+            <w:hideMark/>
+          </w:tcPr>
+          <w:p>
+            <w:pPr>
+              <w:spacing w:after="0" w:line="240" w:lineRule="auto"/>
+              <w:rPr>
+                <w:rFonts w:ascii="Times New Roman" w:eastAsia="Times New Roman" w:hAnsi="Times New Roman" w:cs="Times New Roman"/>
+                <w:kern w:val="0"/>
+                <w:lang w:eastAsia="en-IN"/>
+                <w14:ligatures w14:val="none"/>
+              </w:rPr>
+            </w:pPr>
+            <w:r>
+              <w:rPr>
+                <w:rFonts w:ascii="Times New Roman" w:eastAsia="Times New Roman" w:hAnsi="Times New Roman" w:cs="Times New Roman"/>
+                <w:kern w:val="0"/>
+                <w:lang w:eastAsia="en-IN"/>
+                <w14:ligatures w14:val="none"/>
+              </w:rPr>
+              <w:t>Scalability</w:t>
+            </w:r>
+          </w:p>
+        </w:tc>
+        <w:tc>
+          <w:tcPr>
+            <w:tcW w:w="0" w:type="auto"/>
+            <w:vAlign w:val="center"/>
+            <w:hideMark/>
+          </w:tcPr>
+          <w:p>
+            <w:pPr>
+              <w:spacing w:after="0" w:line="240" w:lineRule="auto"/>
+              <w:rPr>
+                <w:rFonts w:ascii="Times New Roman" w:eastAsia="Times New Roman" w:hAnsi="Times New Roman" w:cs="Times New Roman"/>
+                <w:kern w:val="0"/>
+                <w:lang w:eastAsia="en-IN"/>
+                <w14:ligatures w14:val="none"/>
+              </w:rPr>
+            </w:pPr>
+            <w:r>
+              <w:rPr>
+                <w:rFonts w:ascii="Times New Roman" w:eastAsia="Times New Roman" w:hAnsi="Times New Roman" w:cs="Times New Roman"/>
+                <w:kern w:val="0"/>
+                <w:lang w:eastAsia="en-IN"/>
+                <w14:ligatures w14:val="none"/>
+              </w:rPr>
+              <w:t>Very low</w:t>
+            </w:r>
+          </w:p>
+        </w:tc>
+        <w:tc>
+          <w:tcPr>
+            <w:tcW w:w="0" w:type="auto"/>
+            <w:vAlign w:val="center"/>
+            <w:hideMark/>
+          </w:tcPr>
+          <w:p>
+            <w:pPr>
+              <w:spacing w:after="0" w:line="240" w:lineRule="auto"/>
+              <w:rPr>
+                <w:rFonts w:ascii="Times New Roman" w:eastAsia="Times New Roman" w:hAnsi="Times New Roman" w:cs="Times New Roman"/>
+                <w:kern w:val="0"/>
+                <w:lang w:eastAsia="en-IN"/>
+                <w14:ligatures w14:val="none"/>
+              </w:rPr>
+            </w:pPr>
+            <w:r>
+              <w:rPr>
+                <w:rFonts w:ascii="Times New Roman" w:eastAsia="Times New Roman" w:hAnsi="Times New Roman" w:cs="Times New Roman"/>
+                <w:kern w:val="0"/>
+                <w:lang w:eastAsia="en-IN"/>
+                <w14:ligatures w14:val="none"/>
+              </w:rPr>
+              <w:t>Medium</w:t>
+            </w:r>
+          </w:p>
+        </w:tc>
+        <w:tc>
+          <w:tcPr>
+            <w:tcW w:w="0" w:type="auto"/>
+            <w:vAlign w:val="center"/>
+            <w:hideMark/>
+          </w:tcPr>
+          <w:p>
+            <w:pPr>
+              <w:spacing w:after="0" w:line="240" w:lineRule="auto"/>
+              <w:rPr>
+                <w:rFonts w:ascii="Times New Roman" w:eastAsia="Times New Roman" w:hAnsi="Times New Roman" w:cs="Times New Roman"/>
+                <w:kern w:val="0"/>
+                <w:lang w:eastAsia="en-IN"/>
+                <w14:ligatures w14:val="none"/>
+              </w:rPr>
+            </w:pPr>
+            <w:r>
+              <w:rPr>
+                <w:rFonts w:ascii="Times New Roman" w:eastAsia="Times New Roman" w:hAnsi="Times New Roman" w:cs="Times New Roman"/>
+                <w:kern w:val="0"/>
+                <w:lang w:eastAsia="en-IN"/>
+                <w14:ligatures w14:val="none"/>
+              </w:rPr>
+              <w:t>High</w:t>
+            </w:r>
+          </w:p>
+        </w:tc>
+      </w:tr>
+      <w:tr>
+        <w:trPr>
+          <w:tblCellSpacing w:w="15" w:type="dxa"/>
+        </w:trPr>
+        <w:tc>
+          <w:tcPr>
+            <w:tcW w:w="0" w:type="auto"/>
+            <w:vAlign w:val="center"/>
+            <w:hideMark/>
+          </w:tcPr>
+          <w:p>
+            <w:pPr>
+              <w:spacing w:after="0" w:line="240" w:lineRule="auto"/>
+              <w:rPr>
+                <w:rFonts w:ascii="Times New Roman" w:eastAsia="Times New Roman" w:hAnsi="Times New Roman" w:cs="Times New Roman"/>
+                <w:kern w:val="0"/>
+                <w:lang w:eastAsia="en-IN"/>
+                <w14:ligatures w14:val="none"/>
+              </w:rPr>
+            </w:pPr>
+            <w:r>
+              <w:rPr>
+                <w:rFonts w:ascii="Times New Roman" w:eastAsia="Times New Roman" w:hAnsi="Times New Roman" w:cs="Times New Roman"/>
+                <w:kern w:val="0"/>
+                <w:lang w:eastAsia="en-IN"/>
+                <w14:ligatures w14:val="none"/>
+              </w:rPr>
+              <w:t>Cost</w:t>
+            </w:r>
+          </w:p>
+        </w:tc>
+        <w:tc>
+          <w:tcPr>
+            <w:tcW w:w="0" w:type="auto"/>
+            <w:vAlign w:val="center"/>
+            <w:hideMark/>
+          </w:tcPr>
+          <w:p>
+            <w:pPr>
+              <w:spacing w:after="0" w:line="240" w:lineRule="auto"/>
+              <w:rPr>
+                <w:rFonts w:ascii="Times New Roman" w:eastAsia="Times New Roman" w:hAnsi="Times New Roman" w:cs="Times New Roman"/>
+                <w:kern w:val="0"/>
+                <w:lang w:eastAsia="en-IN"/>
+                <w14:ligatures w14:val="none"/>
+              </w:rPr>
+            </w:pPr>
+            <w:r>
+              <w:rPr>
+                <w:rFonts w:ascii="Times New Roman" w:eastAsia="Times New Roman" w:hAnsi="Times New Roman" w:cs="Times New Roman"/>
+                <w:kern w:val="0"/>
+                <w:lang w:eastAsia="en-IN"/>
+                <w14:ligatures w14:val="none"/>
+              </w:rPr>
+              <w:t>Low</w:t>
+            </w:r>
+          </w:p>
+        </w:tc>
+        <w:tc>
+          <w:tcPr>
+            <w:tcW w:w="0" w:type="auto"/>
+            <w:vAlign w:val="center"/>
+            <w:hideMark/>
+          </w:tcPr>
+          <w:p>
+            <w:pPr>
+              <w:spacing w:after="0" w:line="240" w:lineRule="auto"/>
+              <w:rPr>
+                <w:rFonts w:ascii="Times New Roman" w:eastAsia="Times New Roman" w:hAnsi="Times New Roman" w:cs="Times New Roman"/>
+                <w:kern w:val="0"/>
+                <w:lang w:eastAsia="en-IN"/>
+                <w14:ligatures w14:val="none"/>
+              </w:rPr>
+            </w:pPr>
+            <w:r>
+              <w:rPr>
+                <w:rFonts w:ascii="Times New Roman" w:eastAsia="Times New Roman" w:hAnsi="Times New Roman" w:cs="Times New Roman"/>
+                <w:kern w:val="0"/>
+                <w:lang w:eastAsia="en-IN"/>
+                <w14:ligatures w14:val="none"/>
+              </w:rPr>
+              <w:t>Very high</w:t>
+            </w:r>
+          </w:p>
+        </w:tc>
+        <w:tc>
+          <w:tcPr>
+            <w:tcW w:w="0" w:type="auto"/>
+            <w:vAlign w:val="center"/>
+            <w:hideMark/>
+          </w:tcPr>
+          <w:p>
+            <w:pPr>
+              <w:spacing w:after="0" w:line="240" w:lineRule="auto"/>
+              <w:rPr>
+                <w:rFonts w:ascii="Times New Roman" w:eastAsia="Times New Roman" w:hAnsi="Times New Roman" w:cs="Times New Roman"/>
+                <w:kern w:val="0"/>
+                <w:lang w:eastAsia="en-IN"/>
+                <w14:ligatures w14:val="none"/>
+              </w:rPr>
+            </w:pPr>
+            <w:r>
+              <w:rPr>
+                <w:rFonts w:ascii="Times New Roman" w:eastAsia="Times New Roman" w:hAnsi="Times New Roman" w:cs="Times New Roman"/>
+                <w:kern w:val="0"/>
+                <w:lang w:eastAsia="en-IN"/>
+                <w14:ligatures w14:val="none"/>
+              </w:rPr>
+              <w:t>Moderate</w:t>
+            </w:r>
+          </w:p>
+        </w:tc>
+      </w:tr>
+      <w:tr>
+        <w:trPr>
+          <w:tblCellSpacing w:w="15" w:type="dxa"/>
+        </w:trPr>
+        <w:tc>
+          <w:tcPr>
+            <w:tcW w:w="0" w:type="auto"/>
+            <w:vAlign w:val="center"/>
+            <w:hideMark/>
+          </w:tcPr>
+          <w:p>
+            <w:pPr>
+              <w:spacing w:after="0" w:line="240" w:lineRule="auto"/>
+              <w:rPr>
+                <w:rFonts w:ascii="Times New Roman" w:eastAsia="Times New Roman" w:hAnsi="Times New Roman" w:cs="Times New Roman"/>
+                <w:kern w:val="0"/>
+                <w:lang w:eastAsia="en-IN"/>
+                <w14:ligatures w14:val="none"/>
+              </w:rPr>
+            </w:pPr>
+            <w:r>
+              <w:rPr>
+                <w:rFonts w:ascii="Times New Roman" w:eastAsia="Times New Roman" w:hAnsi="Times New Roman" w:cs="Times New Roman"/>
+                <w:kern w:val="0"/>
+                <w:lang w:eastAsia="en-IN"/>
+                <w14:ligatures w14:val="none"/>
+              </w:rPr>
+              <w:t>User interface</w:t>
+            </w:r>
+          </w:p>
+        </w:tc>
+        <w:tc>
+          <w:tcPr>
+            <w:tcW w:w="0" w:type="auto"/>
+            <w:vAlign w:val="center"/>
+            <w:hideMark/>
+          </w:tcPr>
+          <w:p>
+            <w:pPr>
+              <w:spacing w:after="0" w:line="240" w:lineRule="auto"/>
+              <w:rPr>
+                <w:rFonts w:ascii="Times New Roman" w:eastAsia="Times New Roman" w:hAnsi="Times New Roman" w:cs="Times New Roman"/>
+                <w:kern w:val="0"/>
+                <w:lang w:eastAsia="en-IN"/>
+                <w14:ligatures w14:val="none"/>
+              </w:rPr>
+            </w:pPr>
+            <w:r>
+              <w:rPr>
+                <w:rFonts w:ascii="Times New Roman" w:eastAsia="Times New Roman" w:hAnsi="Times New Roman" w:cs="Times New Roman"/>
+                <w:kern w:val="0"/>
+                <w:lang w:eastAsia="en-IN"/>
+                <w14:ligatures w14:val="none"/>
+              </w:rPr>
+              <w:t>Basic</w:t>
+            </w:r>
+          </w:p>
+        </w:tc>
+        <w:tc>
+          <w:tcPr>
+            <w:tcW w:w="0" w:type="auto"/>
+            <w:vAlign w:val="center"/>
+            <w:hideMark/>
+          </w:tcPr>
+          <w:p>
+            <w:pPr>
+              <w:spacing w:after="0" w:line="240" w:lineRule="auto"/>
+              <w:rPr>
+                <w:rFonts w:ascii="Times New Roman" w:eastAsia="Times New Roman" w:hAnsi="Times New Roman" w:cs="Times New Roman"/>
+                <w:kern w:val="0"/>
+                <w:lang w:eastAsia="en-IN"/>
+                <w14:ligatures w14:val="none"/>
+              </w:rPr>
+            </w:pPr>
+            <w:r>
+              <w:rPr>
+                <w:rFonts w:ascii="Times New Roman" w:eastAsia="Times New Roman" w:hAnsi="Times New Roman" w:cs="Times New Roman"/>
+                <w:kern w:val="0"/>
+                <w:lang w:eastAsia="en-IN"/>
+                <w14:ligatures w14:val="none"/>
+              </w:rPr>
+              <w:t>Not user friendly</w:t>
+            </w:r>
+          </w:p>
+        </w:tc>
+        <w:tc>
+          <w:tcPr>
+            <w:tcW w:w="0" w:type="auto"/>
+            <w:vAlign w:val="center"/>
+            <w:hideMark/>
+          </w:tcPr>
+          <w:p>
+            <w:pPr>
+              <w:spacing w:after="0" w:line="240" w:lineRule="auto"/>
+              <w:rPr>
+                <w:rFonts w:ascii="Times New Roman" w:eastAsia="Times New Roman" w:hAnsi="Times New Roman" w:cs="Times New Roman"/>
+                <w:kern w:val="0"/>
+                <w:lang w:eastAsia="en-IN"/>
+                <w14:ligatures w14:val="none"/>
+              </w:rPr>
+            </w:pPr>
+            <w:r>
+              <w:rPr>
+                <w:rFonts w:ascii="Times New Roman" w:eastAsia="Times New Roman" w:hAnsi="Times New Roman" w:cs="Times New Roman"/>
+                <w:kern w:val="0"/>
+                <w:lang w:eastAsia="en-IN"/>
+                <w14:ligatures w14:val="none"/>
+              </w:rPr>
+              <w:t>GUI-based</w:t>
+            </w:r>
+          </w:p>
+        </w:tc>
+      </w:tr>
+    </w:tbl>
+    <w:p>
+      <w:pPr>
+        <w:pStyle w:val="ListParagraph"/>
+        <w:numPr>
+          <w:ilvl w:val="0"/>
+          <w:numId w:val="2"/>
+        </w:numPr>
+        <w:spacing w:after="0" w:line="240" w:lineRule="auto"/>
+        <w:rPr>
+          <w:rFonts w:ascii="Times New Roman" w:eastAsia="Times New Roman" w:hAnsi="Times New Roman" w:cs="Times New Roman"/>
+          <w:kern w:val="0"/>
+          <w:lang w:eastAsia="en-IN"/>
+          <w14:ligatures w14:val="none"/>
+        </w:rPr>
+      </w:pPr>
+      <w:r>
+        <w:rPr>
+          <w:lang w:eastAsia="en-IN"/>
+        </w:rPr>
+        <w:pict w14:anchorId="63FD059D">
+          <v:rect id="_x0000_i1067" style="width:0;height:1.5pt" o:hralign="center" o:hrstd="t" o:hr="t" fillcolor="#a0a0a0" stroked="f"/>
+        </w:pict>
+      </w:r>
+    </w:p>
+    <w:p>
+      <w:pPr>
+        <w:pStyle w:val="ListParagraph"/>
+        <w:numPr>
+          <w:ilvl w:val="0"/>
+          <w:numId w:val="2"/>
+        </w:numPr>
+        <w:spacing w:before="100" w:beforeAutospacing="1" w:after="100" w:afterAutospacing="1" w:line="240" w:lineRule="auto"/>
+        <w:rPr>
+          <w:rFonts w:ascii="Times New Roman" w:eastAsia="Times New Roman" w:hAnsi="Times New Roman" w:cs="Times New Roman"/>
+          <w:kern w:val="0"/>
+          <w:lang w:eastAsia="en-IN"/>
+          <w14:ligatures w14:val="none"/>
+        </w:rPr>
+      </w:pPr>
+      <w:r>
+        <w:rPr>
+          <w:rFonts w:ascii="Times New Roman" w:eastAsia="Times New Roman" w:hAnsi="Times New Roman" w:cs="Times New Roman"/>
+          <w:b/>
+          <w:bCs/>
+          <w:kern w:val="0"/>
+          <w:lang w:eastAsia="en-IN"/>
+          <w14:ligatures w14:val="none"/>
+        </w:rPr>
+        <w:t>Why moved R/1 → R/2</w:t>
+      </w:r>
+      <w:r>
+        <w:rPr>
+          <w:rFonts w:ascii="Times New Roman" w:eastAsia="Times New Roman" w:hAnsi="Times New Roman" w:cs="Times New Roman"/>
+          <w:kern w:val="0"/>
+          <w:lang w:eastAsia="en-IN"/>
+          <w14:ligatures w14:val="none"/>
+        </w:rPr>
+        <w:t xml:space="preserve"> R/1 could not handle large data, had no multi-user support, and poor performance. R/2 on mainframe solved reliability and large enterprise needs.</w:t>
+      </w:r>
+    </w:p>
+    <w:p>
+      <w:pPr>
+        <w:pStyle w:val="ListParagraph"/>
+        <w:numPr>
+          <w:ilvl w:val="0"/>
+          <w:numId w:val="2"/>
+        </w:numPr>
+        <w:spacing w:before="100" w:beforeAutospacing="1" w:after="100" w:afterAutospacing="1" w:line="240" w:lineRule="auto"/>
+        <w:rPr>
+          <w:rFonts w:ascii="Times New Roman" w:eastAsia="Times New Roman" w:hAnsi="Times New Roman" w:cs="Times New Roman"/>
+          <w:kern w:val="0"/>
+          <w:lang w:eastAsia="en-IN"/>
+          <w14:ligatures w14:val="none"/>
+        </w:rPr>
+      </w:pPr>
+      <w:r>
+        <w:rPr>
+          <w:rFonts w:ascii="Times New Roman" w:eastAsia="Times New Roman" w:hAnsi="Times New Roman" w:cs="Times New Roman"/>
+          <w:b/>
+          <w:bCs/>
+          <w:kern w:val="0"/>
+          <w:lang w:eastAsia="en-IN"/>
+          <w14:ligatures w14:val="none"/>
+        </w:rPr>
+        <w:t>Why moved R/2 → R/3</w:t>
+      </w:r>
+      <w:r>
+        <w:rPr>
+          <w:rFonts w:ascii="Times New Roman" w:eastAsia="Times New Roman" w:hAnsi="Times New Roman" w:cs="Times New Roman"/>
+          <w:kern w:val="0"/>
+          <w:lang w:eastAsia="en-IN"/>
+          <w14:ligatures w14:val="none"/>
+        </w:rPr>
+        <w:t xml:space="preserve"> R/2 was very expensive (mainframe costs), difficult to customize, and not flexible. R/3 introduced client-server which was open, scalable, and GUI-based.</w:t>
+      </w:r>
+    </w:p>
+    <w:p>
+      <w:pPr>
+        <w:pStyle w:val="ListParagraph"/>
+        <w:numPr>
+          <w:ilvl w:val="0"/>
+          <w:numId w:val="2"/>
+        </w:numPr>
+        <w:spacing w:before="100" w:beforeAutospacing="1" w:after="100" w:afterAutospacing="1" w:line="240" w:lineRule="auto"/>
+        <w:rPr>
+          <w:rFonts w:ascii="Times New Roman" w:eastAsia="Times New Roman" w:hAnsi="Times New Roman" w:cs="Times New Roman"/>
+          <w:kern w:val="0"/>
+          <w:lang w:eastAsia="en-IN"/>
+          <w14:ligatures w14:val="none"/>
+        </w:rPr>
+      </w:pPr>
+      <w:r>
+        <w:rPr>
+          <w:rFonts w:ascii="Times New Roman" w:eastAsia="Times New Roman" w:hAnsi="Times New Roman" w:cs="Times New Roman"/>
+          <w:b/>
+          <w:bCs/>
+          <w:kern w:val="0"/>
+          <w:lang w:eastAsia="en-IN"/>
+          <w14:ligatures w14:val="none"/>
+        </w:rPr>
+        <w:t>Why companies move ECC → S/4HANA</w:t>
+      </w:r>
+      <w:r>
+        <w:rPr>
+          <w:rFonts w:ascii="Times New Roman" w:eastAsia="Times New Roman" w:hAnsi="Times New Roman" w:cs="Times New Roman"/>
+          <w:kern w:val="0"/>
+          <w:lang w:eastAsia="en-IN"/>
+          <w14:ligatures w14:val="none"/>
+        </w:rPr>
+        <w:t xml:space="preserve"> ECC is older, slower, disk-based, and will lose SAP support. S/4HANA is faster, simpler, real-time, and is the future of SAP.</w:t>
+      </w:r>
+    </w:p>
+    <w:p>
+      <w:pPr>
+        <w:pStyle w:val="ListParagraph"/>
+        <w:numPr>
+          <w:ilvl w:val="0"/>
+          <w:numId w:val="2"/>
+        </w:numPr>
+        <w:spacing w:after="0" w:line="240" w:lineRule="auto"/>
+        <w:rPr>
+          <w:rFonts w:ascii="Times New Roman" w:eastAsia="Times New Roman" w:hAnsi="Times New Roman" w:cs="Times New Roman"/>
+          <w:kern w:val="0"/>
+          <w:lang w:eastAsia="en-IN"/>
+          <w14:ligatures w14:val="none"/>
+        </w:rPr>
+      </w:pPr>
+      <w:r>
+        <w:rPr>
+          <w:lang w:eastAsia="en-IN"/>
+        </w:rPr>
+        <w:pict w14:anchorId="7CCD43DB">
+          <v:rect id="_x0000_i1068" style="width:0;height:1.5pt" o:hralign="center" o:hrstd="t" o:hr="t" fillcolor="#a0a0a0" stroked="f"/>
+        </w:pict>
+      </w:r>
+    </w:p>
+    <w:p>
+      <w:pPr>
+        <w:pStyle w:val="ListParagraph"/>
+        <w:numPr>
+          <w:ilvl w:val="0"/>
+          <w:numId w:val="2"/>
+        </w:numPr>
+        <w:spacing w:before="100" w:beforeAutospacing="1" w:after="100" w:afterAutospacing="1" w:line="240" w:lineRule="auto"/>
+        <w:rPr>
+          <w:rFonts w:ascii="Times New Roman" w:eastAsia="Times New Roman" w:hAnsi="Times New Roman" w:cs="Times New Roman"/>
+          <w:kern w:val="0"/>
+          <w:lang w:eastAsia="en-IN"/>
+          <w14:ligatures w14:val="none"/>
+        </w:rPr>
+      </w:pPr>
+      <w:r>
+        <w:rPr>
+          <w:rFonts w:ascii="Times New Roman" w:eastAsia="Times New Roman" w:hAnsi="Times New Roman" w:cs="Times New Roman"/>
+          <w:b/>
+          <w:bCs/>
+          <w:kern w:val="0"/>
+          <w:lang w:eastAsia="en-IN"/>
+          <w14:ligatures w14:val="none"/>
+        </w:rPr>
+        <w:t>SAP Landscape Flow</w:t>
+      </w:r>
+      <w:r>
+        <w:rPr>
+          <w:rFonts w:ascii="Times New Roman" w:eastAsia="Times New Roman" w:hAnsi="Times New Roman" w:cs="Times New Roman"/>
+          <w:kern w:val="0"/>
+          <w:lang w:eastAsia="en-IN"/>
+          <w14:ligatures w14:val="none"/>
+        </w:rPr>
+        <w:t xml:space="preserve"> DEV → QAS → PRD</w:t>
+      </w:r>
+    </w:p>
+    <w:p>
+      <w:pPr>
+        <w:rPr>
+          <w:sz w:val="28"/>
+          <w:szCs w:val="28"/>
+        </w:rPr>
+      </w:pPr>
+    </w:p>
+    <w:p>
+      <w:pPr>
+        <w:rPr>
+          <w:sz w:val="28"/>
+          <w:szCs w:val="28"/>
+        </w:rPr>
+      </w:pPr>
+      <w:r>
+        <w:rPr>
+          <w:sz w:val="28"/>
+          <w:szCs w:val="28"/>
+        </w:rPr>
+        <w:pict w14:anchorId="566EA997">
+          <v:rect id="_x0000_i1117" style="width:0;height:1.5pt" o:hralign="center" o:hrstd="t" o:hr="t" fillcolor="#a0a0a0" stroked="f"/>
+        </w:pict>
+      </w:r>
+    </w:p>
+    <w:p>
+      <w:pPr>
+        <w:rPr>
+          <w:b/>
+          <w:bCs/>
+          <w:sz w:val="28"/>
+          <w:szCs w:val="28"/>
+        </w:rPr>
+      </w:pPr>
+      <w:r>
+        <w:rPr>
+          <w:b/>
+          <w:bCs/>
+          <w:sz w:val="28"/>
+          <w:szCs w:val="28"/>
+        </w:rPr>
+        <w:t>What is DDIC?</w:t>
+      </w:r>
+    </w:p>
+    <w:p>
+      <w:pPr>
+        <w:rPr>
+          <w:sz w:val="28"/>
+          <w:szCs w:val="28"/>
+        </w:rPr>
+      </w:pPr>
+      <w:r>
+        <w:rPr>
+          <w:sz w:val="28"/>
+          <w:szCs w:val="28"/>
+        </w:rPr>
+        <w:t>DDIC = Data Dictionary. It is a central repository in SAP where all data definitions are stored. It manages the structure and definition of data used across SAP systems. Everything related to data — tables, fields, types — is defined here.</w:t>
+      </w:r>
+    </w:p>
+    <w:p>
+      <w:pPr>
+        <w:rPr>
+          <w:sz w:val="28"/>
+          <w:szCs w:val="28"/>
+        </w:rPr>
+      </w:pPr>
+      <w:r>
+        <w:rPr>
+          <w:sz w:val="28"/>
+          <w:szCs w:val="28"/>
+        </w:rPr>
+        <w:pict w14:anchorId="6E6CFB91">
+          <v:rect id="_x0000_i1118" style="width:0;height:1.5pt" o:hralign="center" o:hrstd="t" o:hr="t" fillcolor="#a0a0a0" stroked="f"/>
+        </w:pict>
+      </w:r>
+    </w:p>
+    <w:p>
+      <w:pPr>
+        <w:rPr>
+          <w:b/>
+          <w:bCs/>
+          <w:sz w:val="28"/>
+          <w:szCs w:val="28"/>
+        </w:rPr>
+      </w:pPr>
+      <w:r>
+        <w:rPr>
+          <w:b/>
+          <w:bCs/>
+          <w:sz w:val="28"/>
+          <w:szCs w:val="28"/>
+        </w:rPr>
+        <w:t>Definitions</w:t>
+      </w:r>
+    </w:p>
+    <w:p>
+      <w:pPr>
+        <w:rPr>
+          <w:sz w:val="28"/>
+          <w:szCs w:val="28"/>
+        </w:rPr>
+      </w:pPr>
+      <w:r>
+        <w:rPr>
+          <w:b/>
+          <w:bCs/>
+          <w:sz w:val="28"/>
+          <w:szCs w:val="28"/>
+        </w:rPr>
+        <w:t>Table (Transparent Table)</w:t>
+      </w:r>
+      <w:r>
+        <w:rPr>
+          <w:sz w:val="28"/>
+          <w:szCs w:val="28"/>
+        </w:rPr>
+        <w:t xml:space="preserve"> A DDIC object that directly maps to a physical database table. Whatever you create in DDIC, the same table gets created in the database with the same name and structure. Stores actual business data. Example — MARA stores material master data, KNA1 stores customer data.</w:t>
+      </w:r>
+    </w:p>
+    <w:p>
+      <w:pPr>
+        <w:rPr>
+          <w:sz w:val="28"/>
+          <w:szCs w:val="28"/>
+        </w:rPr>
+      </w:pPr>
+      <w:r>
+        <w:rPr>
+          <w:b/>
+          <w:bCs/>
+          <w:sz w:val="28"/>
+          <w:szCs w:val="28"/>
+        </w:rPr>
+        <w:t>Domain</w:t>
+      </w:r>
+      <w:r>
+        <w:rPr>
+          <w:sz w:val="28"/>
+          <w:szCs w:val="28"/>
+        </w:rPr>
+        <w:t xml:space="preserve"> Defines the technical properties of a field — meaning the data type and length. Example — a domain called LAND1 defines data type CHAR and length 3, used for country codes. One domain can be reused by many data elements. Think of it as the base rule for what values a field can hold.</w:t>
+      </w:r>
+    </w:p>
+    <w:p>
+      <w:pPr>
+        <w:rPr>
+          <w:sz w:val="28"/>
+          <w:szCs w:val="28"/>
+        </w:rPr>
+      </w:pPr>
+      <w:r>
+        <w:rPr>
+          <w:b/>
+          <w:bCs/>
+          <w:sz w:val="28"/>
+          <w:szCs w:val="28"/>
+        </w:rPr>
+        <w:t>Data Element</w:t>
+      </w:r>
+      <w:r>
+        <w:rPr>
+          <w:sz w:val="28"/>
+          <w:szCs w:val="28"/>
+        </w:rPr>
+        <w:t xml:space="preserve"> Defines the business/semantic meaning of a field. It sits on top of a domain and adds field labels, documentation, and search help. Example — </w:t>
+      </w:r>
+      <w:r>
+        <w:rPr>
+          <w:sz w:val="28"/>
+          <w:szCs w:val="28"/>
+        </w:rPr>
+        <w:lastRenderedPageBreak/>
+        <w:t>data element LAND1 uses domain LAND1 but gives it a business label like "Country Key." One data element can be reused across multiple tables.</w:t>
+      </w:r>
+    </w:p>
+    <w:p>
+      <w:pPr>
+        <w:rPr>
+          <w:sz w:val="28"/>
+          <w:szCs w:val="28"/>
+        </w:rPr>
+      </w:pPr>
+      <w:r>
+        <w:rPr>
+          <w:b/>
+          <w:bCs/>
+          <w:sz w:val="28"/>
+          <w:szCs w:val="28"/>
+        </w:rPr>
+        <w:t>Structure</w:t>
+      </w:r>
+      <w:r>
+        <w:rPr>
+          <w:sz w:val="28"/>
+          <w:szCs w:val="28"/>
+        </w:rPr>
+        <w:t xml:space="preserve"> Similar to a table but has no physical table in the database. It only exists in memory and is used to group related fields together for passing data between programs. Used heavily in function modules and BAPIs. No data is stored permanently.</w:t>
+      </w:r>
+    </w:p>
+    <w:p>
+      <w:pPr>
+        <w:rPr>
+          <w:sz w:val="28"/>
+          <w:szCs w:val="28"/>
+        </w:rPr>
+      </w:pPr>
+      <w:r>
+        <w:rPr>
+          <w:b/>
+          <w:bCs/>
+          <w:sz w:val="28"/>
+          <w:szCs w:val="28"/>
+        </w:rPr>
+        <w:t>View</w:t>
+      </w:r>
+      <w:r>
+        <w:rPr>
+          <w:sz w:val="28"/>
+          <w:szCs w:val="28"/>
+        </w:rPr>
+        <w:t xml:space="preserve"> A virtual table created by combining data from one or more tables. No separate data is stored — it reads from the base tables. Used to simplify data access and reporting. Types include Database View, Projection View, Maintenance View, and Help View.</w:t>
+      </w:r>
+      <w:r>
+        <w:rPr>
+          <w:sz w:val="28"/>
+          <w:szCs w:val="28"/>
+        </w:rPr>
+        <w:t xml:space="preserve"> </w:t>
+      </w:r>
+      <w:r>
+        <w:rPr>
+          <w:sz w:val="28"/>
+          <w:szCs w:val="28"/>
+        </w:rPr>
+        <w:t xml:space="preserve"> </w:t>
+      </w:r>
+    </w:p>
+    <w:p>
+      <w:pPr>
+        <w:rPr>
+          <w:sz w:val="28"/>
+          <w:szCs w:val="28"/>
+        </w:rPr>
+      </w:pPr>
+      <w:r>
+        <w:rPr>
+          <w:sz w:val="28"/>
+          <w:szCs w:val="28"/>
+        </w:rPr>
+        <w:pict w14:anchorId="65FBD13A">
+          <v:rect id="_x0000_i1119" style="width:0;height:1.5pt" o:hralign="center" o:hrstd="t" o:hr="t" fillcolor="#a0a0a0" stroked="f"/>
+        </w:pict>
+      </w:r>
+    </w:p>
+    <w:p>
+      <w:pPr>
+        <w:rPr>
+          <w:b/>
+          <w:bCs/>
+          <w:sz w:val="28"/>
+          <w:szCs w:val="28"/>
+        </w:rPr>
+      </w:pPr>
+      <w:r>
+        <w:rPr>
+          <w:b/>
+          <w:bCs/>
+          <w:sz w:val="28"/>
+          <w:szCs w:val="28"/>
+        </w:rPr>
+        <w:t>Differences</w:t>
+      </w:r>
+    </w:p>
+    <w:p>
+      <w:pPr>
+        <w:rPr>
+          <w:sz w:val="28"/>
+          <w:szCs w:val="28"/>
+        </w:rPr>
+      </w:pPr>
+      <w:r>
+        <w:rPr>
+          <w:b/>
+          <w:bCs/>
+          <w:sz w:val="28"/>
+          <w:szCs w:val="28"/>
+        </w:rPr>
+        <w:t>Domain vs Data Element</w:t>
+      </w:r>
+    </w:p>
+    <w:tbl>
+      <w:tblPr>
+        <w:tblW w:w="0" w:type="auto"/>
+        <w:tblCellSpacing w:w="15" w:type="dxa"/>
+        <w:tblCellMar>
+          <w:top w:w="15" w:type="dxa"/>
+          <w:left w:w="15" w:type="dxa"/>
+          <w:bottom w:w="15" w:type="dxa"/>
+          <w:right w:w="15" w:type="dxa"/>
+        </w:tblCellMar>
+        <w:tblLook w:val="04A0" w:firstRow="1" w:lastRow="0" w:firstColumn="1" w:lastColumn="0" w:noHBand="0" w:noVBand="1"/>
+      </w:tblPr>
+      <w:tblGrid>
+        <w:gridCol w:w="1313"/>
+        <w:gridCol w:w="3345"/>
+        <w:gridCol w:w="3527"/>
+      </w:tblGrid>
+      <w:tr>
+        <w:trPr>
+          <w:tblHeader/>
+          <w:tblCellSpacing w:w="15" w:type="dxa"/>
+        </w:trPr>
+        <w:tc>
+          <w:tcPr>
+            <w:tcW w:w="0" w:type="auto"/>
+            <w:vAlign w:val="center"/>
+            <w:hideMark/>
+          </w:tcPr>
+          <w:p>
+            <w:pPr>
+              <w:rPr>
+                <w:b/>
+                <w:bCs/>
+                <w:sz w:val="28"/>
+                <w:szCs w:val="28"/>
+              </w:rPr>
+            </w:pPr>
+            <w:r>
+              <w:rPr>
+                <w:b/>
+                <w:bCs/>
+                <w:sz w:val="28"/>
+                <w:szCs w:val="28"/>
+              </w:rPr>
+              <w:t>Feature</w:t>
+            </w:r>
+          </w:p>
+        </w:tc>
+        <w:tc>
+          <w:tcPr>
+            <w:tcW w:w="0" w:type="auto"/>
+            <w:vAlign w:val="center"/>
+            <w:hideMark/>
+          </w:tcPr>
+          <w:p>
+            <w:pPr>
+              <w:rPr>
+                <w:b/>
+                <w:bCs/>
+                <w:sz w:val="28"/>
+                <w:szCs w:val="28"/>
+              </w:rPr>
+            </w:pPr>
+            <w:r>
+              <w:rPr>
+                <w:b/>
+                <w:bCs/>
+                <w:sz w:val="28"/>
+                <w:szCs w:val="28"/>
+              </w:rPr>
+              <w:t>Domain</w:t>
+            </w:r>
+          </w:p>
+        </w:tc>
+        <w:tc>
+          <w:tcPr>
+            <w:tcW w:w="0" w:type="auto"/>
+            <w:vAlign w:val="center"/>
+            <w:hideMark/>
+          </w:tcPr>
+          <w:p>
+            <w:pPr>
+              <w:rPr>
+                <w:b/>
+                <w:bCs/>
+                <w:sz w:val="28"/>
+                <w:szCs w:val="28"/>
+              </w:rPr>
+            </w:pPr>
+            <w:r>
+              <w:rPr>
+                <w:b/>
+                <w:bCs/>
+                <w:sz w:val="28"/>
+                <w:szCs w:val="28"/>
+              </w:rPr>
+              <w:t>Data Element</w:t>
+            </w:r>
+          </w:p>
+        </w:tc>
+      </w:tr>
+      <w:tr>
+        <w:trPr>
+          <w:tblCellSpacing w:w="15" w:type="dxa"/>
+        </w:trPr>
+        <w:tc>
+          <w:tcPr>
+            <w:tcW w:w="0" w:type="auto"/>
+            <w:vAlign w:val="center"/>
+            <w:hideMark/>
+          </w:tcPr>
+          <w:p>
+            <w:pPr>
+              <w:rPr>
+                <w:sz w:val="28"/>
+                <w:szCs w:val="28"/>
+              </w:rPr>
+            </w:pPr>
+            <w:r>
+              <w:rPr>
+                <w:sz w:val="28"/>
+                <w:szCs w:val="28"/>
+              </w:rPr>
+              <w:t>Purpose</w:t>
+            </w:r>
+          </w:p>
+        </w:tc>
+        <w:tc>
+          <w:tcPr>
+            <w:tcW w:w="0" w:type="auto"/>
+            <w:vAlign w:val="center"/>
+            <w:hideMark/>
+          </w:tcPr>
+          <w:p>
+            <w:pPr>
+              <w:rPr>
+                <w:sz w:val="28"/>
+                <w:szCs w:val="28"/>
+              </w:rPr>
+            </w:pPr>
+            <w:r>
+              <w:rPr>
+                <w:sz w:val="28"/>
+                <w:szCs w:val="28"/>
+              </w:rPr>
+              <w:t>Technical definition</w:t>
+            </w:r>
+          </w:p>
+        </w:tc>
+        <w:tc>
+          <w:tcPr>
+            <w:tcW w:w="0" w:type="auto"/>
+            <w:vAlign w:val="center"/>
+            <w:hideMark/>
+          </w:tcPr>
+          <w:p>
+            <w:pPr>
+              <w:rPr>
+                <w:sz w:val="28"/>
+                <w:szCs w:val="28"/>
+              </w:rPr>
+            </w:pPr>
+            <w:r>
+              <w:rPr>
+                <w:sz w:val="28"/>
+                <w:szCs w:val="28"/>
+              </w:rPr>
+              <w:t>Business/semantic definition</w:t>
+            </w:r>
+          </w:p>
+        </w:tc>
+      </w:tr>
+      <w:tr>
+        <w:trPr>
+          <w:tblCellSpacing w:w="15" w:type="dxa"/>
+        </w:trPr>
+        <w:tc>
+          <w:tcPr>
+            <w:tcW w:w="0" w:type="auto"/>
+            <w:vAlign w:val="center"/>
+            <w:hideMark/>
+          </w:tcPr>
+          <w:p>
+            <w:pPr>
+              <w:rPr>
+                <w:sz w:val="28"/>
+                <w:szCs w:val="28"/>
+              </w:rPr>
+            </w:pPr>
+            <w:r>
+              <w:rPr>
+                <w:sz w:val="28"/>
+                <w:szCs w:val="28"/>
+              </w:rPr>
+              <w:t>Defines</w:t>
+            </w:r>
+          </w:p>
+        </w:tc>
+        <w:tc>
+          <w:tcPr>
+            <w:tcW w:w="0" w:type="auto"/>
+            <w:vAlign w:val="center"/>
+            <w:hideMark/>
+          </w:tcPr>
+          <w:p>
+            <w:pPr>
+              <w:rPr>
+                <w:sz w:val="28"/>
+                <w:szCs w:val="28"/>
+              </w:rPr>
+            </w:pPr>
+            <w:r>
+              <w:rPr>
+                <w:sz w:val="28"/>
+                <w:szCs w:val="28"/>
+              </w:rPr>
+              <w:t>Data type and length</w:t>
+            </w:r>
+          </w:p>
+        </w:tc>
+        <w:tc>
+          <w:tcPr>
+            <w:tcW w:w="0" w:type="auto"/>
+            <w:vAlign w:val="center"/>
+            <w:hideMark/>
+          </w:tcPr>
+          <w:p>
+            <w:pPr>
+              <w:rPr>
+                <w:sz w:val="28"/>
+                <w:szCs w:val="28"/>
+              </w:rPr>
+            </w:pPr>
+            <w:r>
+              <w:rPr>
+                <w:sz w:val="28"/>
+                <w:szCs w:val="28"/>
+              </w:rPr>
+              <w:t>Field label and documentation</w:t>
+            </w:r>
+          </w:p>
+        </w:tc>
+      </w:tr>
+      <w:tr>
+        <w:trPr>
+          <w:tblCellSpacing w:w="15" w:type="dxa"/>
+        </w:trPr>
+        <w:tc>
+          <w:tcPr>
+            <w:tcW w:w="0" w:type="auto"/>
+            <w:vAlign w:val="center"/>
+            <w:hideMark/>
+          </w:tcPr>
+          <w:p>
+            <w:pPr>
+              <w:rPr>
+                <w:sz w:val="28"/>
+                <w:szCs w:val="28"/>
+              </w:rPr>
+            </w:pPr>
+            <w:r>
+              <w:rPr>
+                <w:sz w:val="28"/>
+                <w:szCs w:val="28"/>
+              </w:rPr>
+              <w:t>Reusability</w:t>
+            </w:r>
+          </w:p>
+        </w:tc>
+        <w:tc>
+          <w:tcPr>
+            <w:tcW w:w="0" w:type="auto"/>
+            <w:vAlign w:val="center"/>
+            <w:hideMark/>
+          </w:tcPr>
+          <w:p>
+            <w:pPr>
+              <w:rPr>
+                <w:sz w:val="28"/>
+                <w:szCs w:val="28"/>
+              </w:rPr>
+            </w:pPr>
+            <w:r>
+              <w:rPr>
+                <w:sz w:val="28"/>
+                <w:szCs w:val="28"/>
+              </w:rPr>
+              <w:t>Used by many data elements</w:t>
+            </w:r>
+          </w:p>
+        </w:tc>
+        <w:tc>
+          <w:tcPr>
+            <w:tcW w:w="0" w:type="auto"/>
+            <w:vAlign w:val="center"/>
+            <w:hideMark/>
+          </w:tcPr>
+          <w:p>
+            <w:pPr>
+              <w:rPr>
+                <w:sz w:val="28"/>
+                <w:szCs w:val="28"/>
+              </w:rPr>
+            </w:pPr>
+            <w:r>
+              <w:rPr>
+                <w:sz w:val="28"/>
+                <w:szCs w:val="28"/>
+              </w:rPr>
+              <w:t>Used by many table fields</w:t>
+            </w:r>
+          </w:p>
+        </w:tc>
+      </w:tr>
+      <w:tr>
+        <w:trPr>
+          <w:tblCellSpacing w:w="15" w:type="dxa"/>
+        </w:trPr>
+        <w:tc>
+          <w:tcPr>
+            <w:tcW w:w="0" w:type="auto"/>
+            <w:vAlign w:val="center"/>
+            <w:hideMark/>
+          </w:tcPr>
+          <w:p>
+            <w:pPr>
+              <w:rPr>
+                <w:sz w:val="28"/>
+                <w:szCs w:val="28"/>
+              </w:rPr>
+            </w:pPr>
+            <w:r>
+              <w:rPr>
+                <w:sz w:val="28"/>
+                <w:szCs w:val="28"/>
+              </w:rPr>
+              <w:t>Example</w:t>
+            </w:r>
+          </w:p>
+        </w:tc>
+        <w:tc>
+          <w:tcPr>
+            <w:tcW w:w="0" w:type="auto"/>
+            <w:vAlign w:val="center"/>
+            <w:hideMark/>
+          </w:tcPr>
+          <w:p>
+            <w:pPr>
+              <w:rPr>
+                <w:sz w:val="28"/>
+                <w:szCs w:val="28"/>
+              </w:rPr>
+            </w:pPr>
+            <w:r>
+              <w:rPr>
+                <w:sz w:val="28"/>
+                <w:szCs w:val="28"/>
+              </w:rPr>
+              <w:t>CHAR, length 10</w:t>
+            </w:r>
+          </w:p>
+        </w:tc>
+        <w:tc>
+          <w:tcPr>
+            <w:tcW w:w="0" w:type="auto"/>
+            <w:vAlign w:val="center"/>
+            <w:hideMark/>
+          </w:tcPr>
+          <w:p>
+            <w:pPr>
+              <w:rPr>
+                <w:sz w:val="28"/>
+                <w:szCs w:val="28"/>
+              </w:rPr>
+            </w:pPr>
+            <w:r>
+              <w:rPr>
+                <w:sz w:val="28"/>
+                <w:szCs w:val="28"/>
+              </w:rPr>
+              <w:t>Country Key, Customer Name</w:t>
+            </w:r>
+          </w:p>
+        </w:tc>
+      </w:tr>
+      <w:tr>
+        <w:trPr>
+          <w:tblCellSpacing w:w="15" w:type="dxa"/>
+        </w:trPr>
+        <w:tc>
+          <w:tcPr>
+            <w:tcW w:w="0" w:type="auto"/>
+            <w:vAlign w:val="center"/>
+            <w:hideMark/>
+          </w:tcPr>
+          <w:p>
+            <w:pPr>
+              <w:rPr>
+                <w:sz w:val="28"/>
+                <w:szCs w:val="28"/>
+              </w:rPr>
+            </w:pPr>
+            <w:r>
+              <w:rPr>
+                <w:sz w:val="28"/>
+                <w:szCs w:val="28"/>
+              </w:rPr>
+              <w:t>Layer</w:t>
+            </w:r>
+          </w:p>
+        </w:tc>
+        <w:tc>
+          <w:tcPr>
+            <w:tcW w:w="0" w:type="auto"/>
+            <w:vAlign w:val="center"/>
+            <w:hideMark/>
+          </w:tcPr>
+          <w:p>
+            <w:pPr>
+              <w:rPr>
+                <w:sz w:val="28"/>
+                <w:szCs w:val="28"/>
+              </w:rPr>
+            </w:pPr>
+            <w:r>
+              <w:rPr>
+                <w:sz w:val="28"/>
+                <w:szCs w:val="28"/>
+              </w:rPr>
+              <w:t>Lower level (base)</w:t>
+            </w:r>
+          </w:p>
+        </w:tc>
+        <w:tc>
+          <w:tcPr>
+            <w:tcW w:w="0" w:type="auto"/>
+            <w:vAlign w:val="center"/>
+            <w:hideMark/>
+          </w:tcPr>
+          <w:p>
+            <w:pPr>
+              <w:rPr>
+                <w:sz w:val="28"/>
+                <w:szCs w:val="28"/>
+              </w:rPr>
+            </w:pPr>
+            <w:r>
+              <w:rPr>
+                <w:sz w:val="28"/>
+                <w:szCs w:val="28"/>
+              </w:rPr>
+              <w:t>Higher level (sits on domain)</w:t>
+            </w:r>
+          </w:p>
+        </w:tc>
+      </w:tr>
+    </w:tbl>
+    <w:p>
+      <w:pPr>
+        <w:rPr>
+          <w:sz w:val="28"/>
+          <w:szCs w:val="28"/>
+        </w:rPr>
+      </w:pPr>
+      <w:r>
+        <w:rPr>
+          <w:sz w:val="28"/>
+          <w:szCs w:val="28"/>
+        </w:rPr>
+        <w:t xml:space="preserve">Simple way to remember — Domain says </w:t>
+      </w:r>
+      <w:r>
+        <w:rPr>
+          <w:i/>
+          <w:iCs/>
+          <w:sz w:val="28"/>
+          <w:szCs w:val="28"/>
+        </w:rPr>
+        <w:t>how</w:t>
+      </w:r>
+      <w:r>
+        <w:rPr>
+          <w:sz w:val="28"/>
+          <w:szCs w:val="28"/>
+        </w:rPr>
+        <w:t xml:space="preserve"> data </w:t>
+      </w:r>
+      <w:proofErr w:type="gramStart"/>
+      <w:r>
+        <w:rPr>
+          <w:sz w:val="28"/>
+          <w:szCs w:val="28"/>
+        </w:rPr>
+        <w:t>looks,</w:t>
+      </w:r>
+      <w:proofErr w:type="gramEnd"/>
+      <w:r>
+        <w:rPr>
+          <w:sz w:val="28"/>
+          <w:szCs w:val="28"/>
+        </w:rPr>
+        <w:t xml:space="preserve"> Data Element says </w:t>
+      </w:r>
+      <w:r>
+        <w:rPr>
+          <w:i/>
+          <w:iCs/>
+          <w:sz w:val="28"/>
+          <w:szCs w:val="28"/>
+        </w:rPr>
+        <w:t>what</w:t>
+      </w:r>
+      <w:r>
+        <w:rPr>
+          <w:sz w:val="28"/>
+          <w:szCs w:val="28"/>
+        </w:rPr>
+        <w:t xml:space="preserve"> data means.</w:t>
+      </w:r>
+    </w:p>
+    <w:p>
+      <w:pPr>
+        <w:rPr>
+          <w:sz w:val="28"/>
+          <w:szCs w:val="28"/>
+        </w:rPr>
+      </w:pPr>
+      <w:r>
+        <w:rPr>
+          <w:sz w:val="28"/>
+          <w:szCs w:val="28"/>
+        </w:rPr>
+        <w:pict w14:anchorId="0896791D">
+          <v:rect id="_x0000_i1120" style="width:0;height:1.5pt" o:hralign="center" o:hrstd="t" o:hr="t" fillcolor="#a0a0a0" stroked="f"/>
+        </w:pict>
+      </w:r>
+    </w:p>
+    <w:p>
+      <w:pPr>
+        <w:rPr>
+          <w:sz w:val="28"/>
+          <w:szCs w:val="28"/>
+        </w:rPr>
+      </w:pPr>
+      <w:r>
+        <w:rPr>
+          <w:b/>
+          <w:bCs/>
+          <w:sz w:val="28"/>
+          <w:szCs w:val="28"/>
+        </w:rPr>
+        <w:t>Table vs Structure</w:t>
+      </w:r>
+    </w:p>
+    <w:tbl>
+      <w:tblPr>
+        <w:tblW w:w="0" w:type="auto"/>
+        <w:tblCellSpacing w:w="15" w:type="dxa"/>
+        <w:tblCellMar>
+          <w:top w:w="15" w:type="dxa"/>
+          <w:left w:w="15" w:type="dxa"/>
+          <w:bottom w:w="15" w:type="dxa"/>
+          <w:right w:w="15" w:type="dxa"/>
+        </w:tblCellMar>
+        <w:tblLook w:val="04A0" w:firstRow="1" w:lastRow="0" w:firstColumn="1" w:lastColumn="0" w:noHBand="0" w:noVBand="1"/>
+      </w:tblPr>
+      <w:tblGrid>
+        <w:gridCol w:w="2862"/>
+        <w:gridCol w:w="2499"/>
+        <w:gridCol w:w="3665"/>
+      </w:tblGrid>
+      <w:tr>
+        <w:trPr>
+          <w:tblHeader/>
+          <w:tblCellSpacing w:w="15" w:type="dxa"/>
+        </w:trPr>
+        <w:tc>
+          <w:tcPr>
+            <w:tcW w:w="0" w:type="auto"/>
+            <w:vAlign w:val="center"/>
+            <w:hideMark/>
+          </w:tcPr>
+          <w:p>
+            <w:pPr>
+              <w:rPr>
+                <w:b/>
+                <w:bCs/>
+                <w:sz w:val="28"/>
+                <w:szCs w:val="28"/>
+              </w:rPr>
+            </w:pPr>
+            <w:r>
+              <w:rPr>
+                <w:b/>
+                <w:bCs/>
+                <w:sz w:val="28"/>
+                <w:szCs w:val="28"/>
+              </w:rPr>
+              <w:t>Feature</w:t>
+            </w:r>
+          </w:p>
+        </w:tc>
+        <w:tc>
+          <w:tcPr>
+            <w:tcW w:w="0" w:type="auto"/>
+            <w:vAlign w:val="center"/>
+            <w:hideMark/>
+          </w:tcPr>
+          <w:p>
+            <w:pPr>
+              <w:rPr>
+                <w:b/>
+                <w:bCs/>
+                <w:sz w:val="28"/>
+                <w:szCs w:val="28"/>
+              </w:rPr>
+            </w:pPr>
+            <w:r>
+              <w:rPr>
+                <w:b/>
+                <w:bCs/>
+                <w:sz w:val="28"/>
+                <w:szCs w:val="28"/>
+              </w:rPr>
+              <w:t>Table</w:t>
+            </w:r>
+          </w:p>
+        </w:tc>
+        <w:tc>
+          <w:tcPr>
+            <w:tcW w:w="0" w:type="auto"/>
+            <w:vAlign w:val="center"/>
+            <w:hideMark/>
+          </w:tcPr>
+          <w:p>
+            <w:pPr>
+              <w:rPr>
+                <w:b/>
+                <w:bCs/>
+                <w:sz w:val="28"/>
+                <w:szCs w:val="28"/>
+              </w:rPr>
+            </w:pPr>
+            <w:r>
+              <w:rPr>
+                <w:b/>
+                <w:bCs/>
+                <w:sz w:val="28"/>
+                <w:szCs w:val="28"/>
+              </w:rPr>
+              <w:t>Structure</w:t>
+            </w:r>
+          </w:p>
+        </w:tc>
+      </w:tr>
+      <w:tr>
+        <w:trPr>
+          <w:tblCellSpacing w:w="15" w:type="dxa"/>
+        </w:trPr>
+        <w:tc>
+          <w:tcPr>
+            <w:tcW w:w="0" w:type="auto"/>
+            <w:vAlign w:val="center"/>
+            <w:hideMark/>
+          </w:tcPr>
+          <w:p>
+            <w:pPr>
+              <w:rPr>
+                <w:sz w:val="28"/>
+                <w:szCs w:val="28"/>
+              </w:rPr>
+            </w:pPr>
+            <w:r>
+              <w:rPr>
+                <w:sz w:val="28"/>
+                <w:szCs w:val="28"/>
+              </w:rPr>
+              <w:t>Database storage</w:t>
+            </w:r>
+          </w:p>
+        </w:tc>
+        <w:tc>
+          <w:tcPr>
+            <w:tcW w:w="0" w:type="auto"/>
+            <w:vAlign w:val="center"/>
+            <w:hideMark/>
+          </w:tcPr>
+          <w:p>
+            <w:pPr>
+              <w:rPr>
+                <w:sz w:val="28"/>
+                <w:szCs w:val="28"/>
+              </w:rPr>
+            </w:pPr>
+            <w:r>
+              <w:rPr>
+                <w:sz w:val="28"/>
+                <w:szCs w:val="28"/>
+              </w:rPr>
+              <w:t>Yes, physically stored</w:t>
+            </w:r>
+          </w:p>
+        </w:tc>
+        <w:tc>
+          <w:tcPr>
+            <w:tcW w:w="0" w:type="auto"/>
+            <w:vAlign w:val="center"/>
+            <w:hideMark/>
+          </w:tcPr>
+          <w:p>
+            <w:pPr>
+              <w:rPr>
+                <w:sz w:val="28"/>
+                <w:szCs w:val="28"/>
+              </w:rPr>
+            </w:pPr>
+            <w:r>
+              <w:rPr>
+                <w:sz w:val="28"/>
+                <w:szCs w:val="28"/>
+              </w:rPr>
+              <w:t>No, only in memory</w:t>
+            </w:r>
+          </w:p>
+        </w:tc>
+      </w:tr>
+      <w:tr>
+        <w:trPr>
+          <w:tblCellSpacing w:w="15" w:type="dxa"/>
+        </w:trPr>
+        <w:tc>
+          <w:tcPr>
+            <w:tcW w:w="0" w:type="auto"/>
+            <w:vAlign w:val="center"/>
+            <w:hideMark/>
+          </w:tcPr>
+          <w:p>
+            <w:pPr>
+              <w:rPr>
+                <w:sz w:val="28"/>
+                <w:szCs w:val="28"/>
+              </w:rPr>
+            </w:pPr>
+            <w:r>
+              <w:rPr>
+                <w:sz w:val="28"/>
+                <w:szCs w:val="28"/>
+              </w:rPr>
+              <w:lastRenderedPageBreak/>
+              <w:t>Stores data permanently</w:t>
+            </w:r>
+          </w:p>
+        </w:tc>
+        <w:tc>
+          <w:tcPr>
+            <w:tcW w:w="0" w:type="auto"/>
+            <w:vAlign w:val="center"/>
+            <w:hideMark/>
+          </w:tcPr>
+          <w:p>
+            <w:pPr>
+              <w:rPr>
+                <w:sz w:val="28"/>
+                <w:szCs w:val="28"/>
+              </w:rPr>
+            </w:pPr>
+            <w:r>
+              <w:rPr>
+                <w:sz w:val="28"/>
+                <w:szCs w:val="28"/>
+              </w:rPr>
+              <w:t>Yes</w:t>
+            </w:r>
+          </w:p>
+        </w:tc>
+        <w:tc>
+          <w:tcPr>
+            <w:tcW w:w="0" w:type="auto"/>
+            <w:vAlign w:val="center"/>
+            <w:hideMark/>
+          </w:tcPr>
+          <w:p>
+            <w:pPr>
+              <w:rPr>
+                <w:sz w:val="28"/>
+                <w:szCs w:val="28"/>
+              </w:rPr>
+            </w:pPr>
+            <w:r>
+              <w:rPr>
+                <w:sz w:val="28"/>
+                <w:szCs w:val="28"/>
+              </w:rPr>
+              <w:t>No</w:t>
+            </w:r>
+          </w:p>
+        </w:tc>
+      </w:tr>
+      <w:tr>
+        <w:trPr>
+          <w:tblCellSpacing w:w="15" w:type="dxa"/>
+        </w:trPr>
+        <w:tc>
+          <w:tcPr>
+            <w:tcW w:w="0" w:type="auto"/>
+            <w:vAlign w:val="center"/>
+            <w:hideMark/>
+          </w:tcPr>
+          <w:p>
+            <w:pPr>
+              <w:rPr>
+                <w:sz w:val="28"/>
+                <w:szCs w:val="28"/>
+              </w:rPr>
+            </w:pPr>
+            <w:r>
+              <w:rPr>
+                <w:sz w:val="28"/>
+                <w:szCs w:val="28"/>
+              </w:rPr>
+              <w:t>Used for</w:t>
+            </w:r>
+          </w:p>
+        </w:tc>
+        <w:tc>
+          <w:tcPr>
+            <w:tcW w:w="0" w:type="auto"/>
+            <w:vAlign w:val="center"/>
+            <w:hideMark/>
+          </w:tcPr>
+          <w:p>
+            <w:pPr>
+              <w:rPr>
+                <w:sz w:val="28"/>
+                <w:szCs w:val="28"/>
+              </w:rPr>
+            </w:pPr>
+            <w:r>
+              <w:rPr>
+                <w:sz w:val="28"/>
+                <w:szCs w:val="28"/>
+              </w:rPr>
+              <w:t>Business data storage</w:t>
+            </w:r>
+          </w:p>
+        </w:tc>
+        <w:tc>
+          <w:tcPr>
+            <w:tcW w:w="0" w:type="auto"/>
+            <w:vAlign w:val="center"/>
+            <w:hideMark/>
+          </w:tcPr>
+          <w:p>
+            <w:pPr>
+              <w:rPr>
+                <w:sz w:val="28"/>
+                <w:szCs w:val="28"/>
+              </w:rPr>
+            </w:pPr>
+            <w:r>
+              <w:rPr>
+                <w:sz w:val="28"/>
+                <w:szCs w:val="28"/>
+              </w:rPr>
+              <w:t>Passing data between programs</w:t>
+            </w:r>
+          </w:p>
+        </w:tc>
+      </w:tr>
+      <w:tr>
+        <w:trPr>
+          <w:tblCellSpacing w:w="15" w:type="dxa"/>
+        </w:trPr>
+        <w:tc>
+          <w:tcPr>
+            <w:tcW w:w="0" w:type="auto"/>
+            <w:vAlign w:val="center"/>
+            <w:hideMark/>
+          </w:tcPr>
+          <w:p>
+            <w:pPr>
+              <w:rPr>
+                <w:sz w:val="28"/>
+                <w:szCs w:val="28"/>
+              </w:rPr>
+            </w:pPr>
+            <w:r>
+              <w:rPr>
+                <w:sz w:val="28"/>
+                <w:szCs w:val="28"/>
+              </w:rPr>
+              <w:t>Primary key</w:t>
+            </w:r>
+          </w:p>
+        </w:tc>
+        <w:tc>
+          <w:tcPr>
+            <w:tcW w:w="0" w:type="auto"/>
+            <w:vAlign w:val="center"/>
+            <w:hideMark/>
+          </w:tcPr>
+          <w:p>
+            <w:pPr>
+              <w:rPr>
+                <w:sz w:val="28"/>
+                <w:szCs w:val="28"/>
+              </w:rPr>
+            </w:pPr>
+            <w:r>
+              <w:rPr>
+                <w:sz w:val="28"/>
+                <w:szCs w:val="28"/>
+              </w:rPr>
+              <w:t>Yes</w:t>
+            </w:r>
+          </w:p>
+        </w:tc>
+        <w:tc>
+          <w:tcPr>
+            <w:tcW w:w="0" w:type="auto"/>
+            <w:vAlign w:val="center"/>
+            <w:hideMark/>
+          </w:tcPr>
+          <w:p>
+            <w:pPr>
+              <w:rPr>
+                <w:sz w:val="28"/>
+                <w:szCs w:val="28"/>
+              </w:rPr>
+            </w:pPr>
+            <w:r>
+              <w:rPr>
+                <w:sz w:val="28"/>
+                <w:szCs w:val="28"/>
+              </w:rPr>
+              <w:t>No</w:t>
+            </w:r>
+          </w:p>
+        </w:tc>
+      </w:tr>
+      <w:tr>
+        <w:trPr>
+          <w:tblCellSpacing w:w="15" w:type="dxa"/>
+        </w:trPr>
+        <w:tc>
+          <w:tcPr>
+            <w:tcW w:w="0" w:type="auto"/>
+            <w:vAlign w:val="center"/>
+            <w:hideMark/>
+          </w:tcPr>
+          <w:p>
+            <w:pPr>
+              <w:rPr>
+                <w:sz w:val="28"/>
+                <w:szCs w:val="28"/>
+              </w:rPr>
+            </w:pPr>
+            <w:r>
+              <w:rPr>
+                <w:sz w:val="28"/>
+                <w:szCs w:val="28"/>
+              </w:rPr>
+              <w:t>Example</w:t>
+            </w:r>
+          </w:p>
+        </w:tc>
+        <w:tc>
+          <w:tcPr>
+            <w:tcW w:w="0" w:type="auto"/>
+            <w:vAlign w:val="center"/>
+            <w:hideMark/>
+          </w:tcPr>
+          <w:p>
+            <w:pPr>
+              <w:rPr>
+                <w:sz w:val="28"/>
+                <w:szCs w:val="28"/>
+              </w:rPr>
+            </w:pPr>
+            <w:r>
+              <w:rPr>
+                <w:sz w:val="28"/>
+                <w:szCs w:val="28"/>
+              </w:rPr>
+              <w:t>MARA, KNA1</w:t>
+            </w:r>
+          </w:p>
+        </w:tc>
+        <w:tc>
+          <w:tcPr>
+            <w:tcW w:w="0" w:type="auto"/>
+            <w:vAlign w:val="center"/>
+            <w:hideMark/>
+          </w:tcPr>
+          <w:p>
+            <w:pPr>
+              <w:rPr>
+                <w:sz w:val="28"/>
+                <w:szCs w:val="28"/>
+              </w:rPr>
+            </w:pPr>
+            <w:r>
+              <w:rPr>
+                <w:sz w:val="28"/>
+                <w:szCs w:val="28"/>
+              </w:rPr>
+              <w:t>Used in function modules</w:t>
+            </w:r>
+          </w:p>
+        </w:tc>
+      </w:tr>
+    </w:tbl>
+    <w:p>
+      <w:pPr>
+        <w:rPr>
+          <w:sz w:val="28"/>
+          <w:szCs w:val="28"/>
+        </w:rPr>
+      </w:pPr>
+      <w:r>
+        <w:rPr>
+          <w:sz w:val="28"/>
+          <w:szCs w:val="28"/>
+        </w:rPr>
+        <w:t xml:space="preserve">Simple way to remember — Table saves data </w:t>
+      </w:r>
+      <w:proofErr w:type="gramStart"/>
+      <w:r>
+        <w:rPr>
+          <w:sz w:val="28"/>
+          <w:szCs w:val="28"/>
+        </w:rPr>
+        <w:t>permanently,</w:t>
+      </w:r>
+      <w:proofErr w:type="gramEnd"/>
+      <w:r>
+        <w:rPr>
+          <w:sz w:val="28"/>
+          <w:szCs w:val="28"/>
+        </w:rPr>
+        <w:t xml:space="preserve"> Structure is temporary and lives only during program execution.</w:t>
+      </w:r>
+    </w:p>
+    <w:p>
+      <w:pPr>
+        <w:rPr>
+          <w:sz w:val="28"/>
+          <w:szCs w:val="28"/>
+        </w:rPr>
+      </w:pPr>
+      <w:r>
+        <w:rPr>
+          <w:sz w:val="28"/>
+          <w:szCs w:val="28"/>
+        </w:rPr>
+        <w:pict w14:anchorId="0FB0F540">
+          <v:rect id="_x0000_i1121" style="width:0;height:1.5pt" o:hralign="center" o:hrstd="t" o:hr="t" fillcolor="#a0a0a0" stroked="f"/>
+        </w:pict>
+      </w:r>
+    </w:p>
+    <w:p>
+      <w:pPr>
+        <w:rPr>
+          <w:sz w:val="28"/>
+          <w:szCs w:val="28"/>
+        </w:rPr>
+      </w:pPr>
+      <w:r>
+        <w:rPr>
+          <w:b/>
+          <w:bCs/>
+          <w:sz w:val="28"/>
+          <w:szCs w:val="28"/>
+        </w:rPr>
+        <w:t>Table vs View</w:t>
+      </w:r>
+    </w:p>
+    <w:tbl>
+      <w:tblPr>
+        <w:tblW w:w="0" w:type="auto"/>
+        <w:tblCellSpacing w:w="15" w:type="dxa"/>
+        <w:tblCellMar>
+          <w:top w:w="15" w:type="dxa"/>
+          <w:left w:w="15" w:type="dxa"/>
+          <w:bottom w:w="15" w:type="dxa"/>
+          <w:right w:w="15" w:type="dxa"/>
+        </w:tblCellMar>
+        <w:tblLook w:val="04A0" w:firstRow="1" w:lastRow="0" w:firstColumn="1" w:lastColumn="0" w:noHBand="0" w:noVBand="1"/>
+      </w:tblPr>
+      <w:tblGrid>
+        <w:gridCol w:w="2132"/>
+        <w:gridCol w:w="1523"/>
+        <w:gridCol w:w="2954"/>
+      </w:tblGrid>
+      <w:tr>
+        <w:trPr>
+          <w:tblHeader/>
+          <w:tblCellSpacing w:w="15" w:type="dxa"/>
+        </w:trPr>
+        <w:tc>
+          <w:tcPr>
+            <w:tcW w:w="0" w:type="auto"/>
+            <w:vAlign w:val="center"/>
+            <w:hideMark/>
+          </w:tcPr>
+          <w:p>
+            <w:pPr>
+              <w:rPr>
+                <w:b/>
+                <w:bCs/>
+                <w:sz w:val="28"/>
+                <w:szCs w:val="28"/>
+              </w:rPr>
+            </w:pPr>
+            <w:r>
+              <w:rPr>
+                <w:b/>
+                <w:bCs/>
+                <w:sz w:val="28"/>
+                <w:szCs w:val="28"/>
+              </w:rPr>
+              <w:t>Feature</w:t>
+            </w:r>
+          </w:p>
+        </w:tc>
+        <w:tc>
+          <w:tcPr>
+            <w:tcW w:w="0" w:type="auto"/>
+            <w:vAlign w:val="center"/>
+            <w:hideMark/>
+          </w:tcPr>
+          <w:p>
+            <w:pPr>
+              <w:rPr>
+                <w:b/>
+                <w:bCs/>
+                <w:sz w:val="28"/>
+                <w:szCs w:val="28"/>
+              </w:rPr>
+            </w:pPr>
+            <w:r>
+              <w:rPr>
+                <w:b/>
+                <w:bCs/>
+                <w:sz w:val="28"/>
+                <w:szCs w:val="28"/>
+              </w:rPr>
+              <w:t>Table</w:t>
+            </w:r>
+          </w:p>
+        </w:tc>
+        <w:tc>
+          <w:tcPr>
+            <w:tcW w:w="0" w:type="auto"/>
+            <w:vAlign w:val="center"/>
+            <w:hideMark/>
+          </w:tcPr>
+          <w:p>
+            <w:pPr>
+              <w:rPr>
+                <w:b/>
+                <w:bCs/>
+                <w:sz w:val="28"/>
+                <w:szCs w:val="28"/>
+              </w:rPr>
+            </w:pPr>
+            <w:r>
+              <w:rPr>
+                <w:b/>
+                <w:bCs/>
+                <w:sz w:val="28"/>
+                <w:szCs w:val="28"/>
+              </w:rPr>
+              <w:t>View</w:t>
+            </w:r>
+          </w:p>
+        </w:tc>
+      </w:tr>
+      <w:tr>
+        <w:trPr>
+          <w:tblCellSpacing w:w="15" w:type="dxa"/>
+        </w:trPr>
+        <w:tc>
+          <w:tcPr>
+            <w:tcW w:w="0" w:type="auto"/>
+            <w:vAlign w:val="center"/>
+            <w:hideMark/>
+          </w:tcPr>
+          <w:p>
+            <w:pPr>
+              <w:rPr>
+                <w:sz w:val="28"/>
+                <w:szCs w:val="28"/>
+              </w:rPr>
+            </w:pPr>
+            <w:r>
+              <w:rPr>
+                <w:sz w:val="28"/>
+                <w:szCs w:val="28"/>
+              </w:rPr>
+              <w:t>Physical storage</w:t>
+            </w:r>
+          </w:p>
+        </w:tc>
+        <w:tc>
+          <w:tcPr>
+            <w:tcW w:w="0" w:type="auto"/>
+            <w:vAlign w:val="center"/>
+            <w:hideMark/>
+          </w:tcPr>
+          <w:p>
+            <w:pPr>
+              <w:rPr>
+                <w:sz w:val="28"/>
+                <w:szCs w:val="28"/>
+              </w:rPr>
+            </w:pPr>
+            <w:r>
+              <w:rPr>
+                <w:sz w:val="28"/>
+                <w:szCs w:val="28"/>
+              </w:rPr>
+              <w:t>Yes</w:t>
+            </w:r>
+          </w:p>
+        </w:tc>
+        <w:tc>
+          <w:tcPr>
+            <w:tcW w:w="0" w:type="auto"/>
+            <w:vAlign w:val="center"/>
+            <w:hideMark/>
+          </w:tcPr>
+          <w:p>
+            <w:pPr>
+              <w:rPr>
+                <w:sz w:val="28"/>
+                <w:szCs w:val="28"/>
+              </w:rPr>
+            </w:pPr>
+            <w:r>
+              <w:rPr>
+                <w:sz w:val="28"/>
+                <w:szCs w:val="28"/>
+              </w:rPr>
+              <w:t>No</w:t>
+            </w:r>
+          </w:p>
+        </w:tc>
+      </w:tr>
+      <w:tr>
+        <w:trPr>
+          <w:tblCellSpacing w:w="15" w:type="dxa"/>
+        </w:trPr>
+        <w:tc>
+          <w:tcPr>
+            <w:tcW w:w="0" w:type="auto"/>
+            <w:vAlign w:val="center"/>
+            <w:hideMark/>
+          </w:tcPr>
+          <w:p>
+            <w:pPr>
+              <w:rPr>
+                <w:sz w:val="28"/>
+                <w:szCs w:val="28"/>
+              </w:rPr>
+            </w:pPr>
+            <w:r>
+              <w:rPr>
+                <w:sz w:val="28"/>
+                <w:szCs w:val="28"/>
+              </w:rPr>
+              <w:t>Data stored</w:t>
+            </w:r>
+          </w:p>
+        </w:tc>
+        <w:tc>
+          <w:tcPr>
+            <w:tcW w:w="0" w:type="auto"/>
+            <w:vAlign w:val="center"/>
+            <w:hideMark/>
+          </w:tcPr>
+          <w:p>
+            <w:pPr>
+              <w:rPr>
+                <w:sz w:val="28"/>
+                <w:szCs w:val="28"/>
+              </w:rPr>
+            </w:pPr>
+            <w:r>
+              <w:rPr>
+                <w:sz w:val="28"/>
+                <w:szCs w:val="28"/>
+              </w:rPr>
+              <w:t>Actual data</w:t>
+            </w:r>
+          </w:p>
+        </w:tc>
+        <w:tc>
+          <w:tcPr>
+            <w:tcW w:w="0" w:type="auto"/>
+            <w:vAlign w:val="center"/>
+            <w:hideMark/>
+          </w:tcPr>
+          <w:p>
+            <w:pPr>
+              <w:rPr>
+                <w:sz w:val="28"/>
+                <w:szCs w:val="28"/>
+              </w:rPr>
+            </w:pPr>
+            <w:r>
+              <w:rPr>
+                <w:sz w:val="28"/>
+                <w:szCs w:val="28"/>
+              </w:rPr>
+              <w:t>Virtual, reads from tables</w:t>
+            </w:r>
+          </w:p>
+        </w:tc>
+      </w:tr>
+      <w:tr>
+        <w:trPr>
+          <w:tblCellSpacing w:w="15" w:type="dxa"/>
+        </w:trPr>
+        <w:tc>
+          <w:tcPr>
+            <w:tcW w:w="0" w:type="auto"/>
+            <w:vAlign w:val="center"/>
+            <w:hideMark/>
+          </w:tcPr>
+          <w:p>
+            <w:pPr>
+              <w:rPr>
+                <w:sz w:val="28"/>
+                <w:szCs w:val="28"/>
+              </w:rPr>
+            </w:pPr>
+            <w:r>
+              <w:rPr>
+                <w:sz w:val="28"/>
+                <w:szCs w:val="28"/>
+              </w:rPr>
+              <w:t>Based on</w:t>
+            </w:r>
+          </w:p>
+        </w:tc>
+        <w:tc>
+          <w:tcPr>
+            <w:tcW w:w="0" w:type="auto"/>
+            <w:vAlign w:val="center"/>
+            <w:hideMark/>
+          </w:tcPr>
+          <w:p>
+            <w:pPr>
+              <w:rPr>
+                <w:sz w:val="28"/>
+                <w:szCs w:val="28"/>
+              </w:rPr>
+            </w:pPr>
+            <w:r>
+              <w:rPr>
+                <w:sz w:val="28"/>
+                <w:szCs w:val="28"/>
+              </w:rPr>
+              <w:t>Independent</w:t>
+            </w:r>
+          </w:p>
+        </w:tc>
+        <w:tc>
+          <w:tcPr>
+            <w:tcW w:w="0" w:type="auto"/>
+            <w:vAlign w:val="center"/>
+            <w:hideMark/>
+          </w:tcPr>
+          <w:p>
+            <w:pPr>
+              <w:rPr>
+                <w:sz w:val="28"/>
+                <w:szCs w:val="28"/>
+              </w:rPr>
+            </w:pPr>
+            <w:r>
+              <w:rPr>
+                <w:sz w:val="28"/>
+                <w:szCs w:val="28"/>
+              </w:rPr>
+              <w:t>One or more tables</w:t>
+            </w:r>
+          </w:p>
+        </w:tc>
+      </w:tr>
+      <w:tr>
+        <w:trPr>
+          <w:tblCellSpacing w:w="15" w:type="dxa"/>
+        </w:trPr>
+        <w:tc>
+          <w:tcPr>
+            <w:tcW w:w="0" w:type="auto"/>
+            <w:vAlign w:val="center"/>
+            <w:hideMark/>
+          </w:tcPr>
+          <w:p>
+            <w:pPr>
+              <w:rPr>
+                <w:sz w:val="28"/>
+                <w:szCs w:val="28"/>
+              </w:rPr>
+            </w:pPr>
+            <w:r>
+              <w:rPr>
+                <w:sz w:val="28"/>
+                <w:szCs w:val="28"/>
+              </w:rPr>
+              <w:t>Can insert/update</w:t>
+            </w:r>
+          </w:p>
+        </w:tc>
+        <w:tc>
+          <w:tcPr>
+            <w:tcW w:w="0" w:type="auto"/>
+            <w:vAlign w:val="center"/>
+            <w:hideMark/>
+          </w:tcPr>
+          <w:p>
+            <w:pPr>
+              <w:rPr>
+                <w:sz w:val="28"/>
+                <w:szCs w:val="28"/>
+              </w:rPr>
+            </w:pPr>
+            <w:r>
+              <w:rPr>
+                <w:sz w:val="28"/>
+                <w:szCs w:val="28"/>
+              </w:rPr>
+              <w:t>Yes</w:t>
+            </w:r>
+          </w:p>
+        </w:tc>
+        <w:tc>
+          <w:tcPr>
+            <w:tcW w:w="0" w:type="auto"/>
+            <w:vAlign w:val="center"/>
+            <w:hideMark/>
+          </w:tcPr>
+          <w:p>
+            <w:pPr>
+              <w:rPr>
+                <w:sz w:val="28"/>
+                <w:szCs w:val="28"/>
+              </w:rPr>
+            </w:pPr>
+            <w:r>
+              <w:rPr>
+                <w:sz w:val="28"/>
+                <w:szCs w:val="28"/>
+              </w:rPr>
+              <w:t>Limited</w:t>
+            </w:r>
+          </w:p>
+        </w:tc>
+      </w:tr>
+      <w:tr>
+        <w:trPr>
+          <w:tblCellSpacing w:w="15" w:type="dxa"/>
+        </w:trPr>
+        <w:tc>
+          <w:tcPr>
+            <w:tcW w:w="0" w:type="auto"/>
+            <w:vAlign w:val="center"/>
+            <w:hideMark/>
+          </w:tcPr>
+          <w:p>
+            <w:pPr>
+              <w:rPr>
+                <w:sz w:val="28"/>
+                <w:szCs w:val="28"/>
+              </w:rPr>
+            </w:pPr>
+            <w:r>
+              <w:rPr>
+                <w:sz w:val="28"/>
+                <w:szCs w:val="28"/>
+              </w:rPr>
+              <w:t>Purpose</w:t>
+            </w:r>
+          </w:p>
+        </w:tc>
+        <w:tc>
+          <w:tcPr>
+            <w:tcW w:w="0" w:type="auto"/>
+            <w:vAlign w:val="center"/>
+            <w:hideMark/>
+          </w:tcPr>
+          <w:p>
+            <w:pPr>
+              <w:rPr>
+                <w:sz w:val="28"/>
+                <w:szCs w:val="28"/>
+              </w:rPr>
+            </w:pPr>
+            <w:r>
+              <w:rPr>
+                <w:sz w:val="28"/>
+                <w:szCs w:val="28"/>
+              </w:rPr>
+              <w:t>Store data</w:t>
+            </w:r>
+          </w:p>
+        </w:tc>
+        <w:tc>
+          <w:tcPr>
+            <w:tcW w:w="0" w:type="auto"/>
+            <w:vAlign w:val="center"/>
+            <w:hideMark/>
+          </w:tcPr>
+          <w:p>
+            <w:pPr>
+              <w:rPr>
+                <w:sz w:val="28"/>
+                <w:szCs w:val="28"/>
+              </w:rPr>
+            </w:pPr>
+            <w:r>
+              <w:rPr>
+                <w:sz w:val="28"/>
+                <w:szCs w:val="28"/>
+              </w:rPr>
+              <w:t>Simplify data access</w:t>
+            </w:r>
+          </w:p>
+        </w:tc>
+      </w:tr>
+    </w:tbl>
+    <w:p>
+      <w:pPr>
+        <w:rPr>
+          <w:sz w:val="28"/>
+          <w:szCs w:val="28"/>
+        </w:rPr>
+      </w:pPr>
+      <w:r>
+        <w:rPr>
+          <w:sz w:val="28"/>
+          <w:szCs w:val="28"/>
+        </w:rPr>
+        <w:t xml:space="preserve">Simple way to remember — Table owns the </w:t>
+      </w:r>
+      <w:proofErr w:type="gramStart"/>
+      <w:r>
+        <w:rPr>
+          <w:sz w:val="28"/>
+          <w:szCs w:val="28"/>
+        </w:rPr>
+        <w:t>data,</w:t>
+      </w:r>
+      <w:proofErr w:type="gramEnd"/>
+      <w:r>
+        <w:rPr>
+          <w:sz w:val="28"/>
+          <w:szCs w:val="28"/>
+        </w:rPr>
+        <w:t xml:space="preserve"> View just looks at the data.</w:t>
+      </w:r>
+    </w:p>
+    <w:p>
+      <w:pPr>
+        <w:rPr>
+          <w:sz w:val="28"/>
+          <w:szCs w:val="28"/>
+        </w:rPr>
+      </w:pPr>
+      <w:r>
+        <w:rPr>
+          <w:sz w:val="28"/>
+          <w:szCs w:val="28"/>
+        </w:rPr>
+        <w:pict w14:anchorId="12BD5612">
+          <v:rect id="_x0000_i1122" style="width:0;height:1.5pt" o:hralign="center" o:hrstd="t" o:hr="t" fillcolor="#a0a0a0" stroked="f"/>
+        </w:pict>
+      </w:r>
+    </w:p>
+    <w:p>
+      <w:pPr>
+        <w:rPr>
+          <w:sz w:val="28"/>
+          <w:szCs w:val="28"/>
+        </w:rPr>
+      </w:pPr>
+      <w:r>
+        <w:rPr>
+          <w:b/>
+          <w:bCs/>
+          <w:sz w:val="28"/>
+          <w:szCs w:val="28"/>
+        </w:rPr>
+        <w:t>Structure vs View</w:t>
+      </w:r>
+    </w:p>
+    <w:tbl>
+      <w:tblPr>
+        <w:tblW w:w="0" w:type="auto"/>
+        <w:tblCellSpacing w:w="15" w:type="dxa"/>
+        <w:tblCellMar>
+          <w:top w:w="15" w:type="dxa"/>
+          <w:left w:w="15" w:type="dxa"/>
+          <w:bottom w:w="15" w:type="dxa"/>
+          <w:right w:w="15" w:type="dxa"/>
+        </w:tblCellMar>
+        <w:tblLook w:val="04A0" w:firstRow="1" w:lastRow="0" w:firstColumn="1" w:lastColumn="0" w:noHBand="0" w:noVBand="1"/>
+      </w:tblPr>
+      <w:tblGrid>
+        <w:gridCol w:w="2219"/>
+        <w:gridCol w:w="3848"/>
+        <w:gridCol w:w="2959"/>
+      </w:tblGrid>
+      <w:tr>
+        <w:trPr>
+          <w:tblHeader/>
+          <w:tblCellSpacing w:w="15" w:type="dxa"/>
+        </w:trPr>
+        <w:tc>
+          <w:tcPr>
+            <w:tcW w:w="0" w:type="auto"/>
+            <w:vAlign w:val="center"/>
+            <w:hideMark/>
+          </w:tcPr>
+          <w:p>
+            <w:pPr>
+              <w:rPr>
+                <w:b/>
+                <w:bCs/>
+                <w:sz w:val="28"/>
+                <w:szCs w:val="28"/>
+              </w:rPr>
+            </w:pPr>
+            <w:r>
+              <w:rPr>
+                <w:b/>
+                <w:bCs/>
+                <w:sz w:val="28"/>
+                <w:szCs w:val="28"/>
+              </w:rPr>
+              <w:t>Feature</w:t>
+            </w:r>
+          </w:p>
+        </w:tc>
+        <w:tc>
+          <w:tcPr>
+            <w:tcW w:w="0" w:type="auto"/>
+            <w:vAlign w:val="center"/>
+            <w:hideMark/>
+          </w:tcPr>
+          <w:p>
+            <w:pPr>
+              <w:rPr>
+                <w:b/>
+                <w:bCs/>
+                <w:sz w:val="28"/>
+                <w:szCs w:val="28"/>
+              </w:rPr>
+            </w:pPr>
+            <w:r>
+              <w:rPr>
+                <w:b/>
+                <w:bCs/>
+                <w:sz w:val="28"/>
+                <w:szCs w:val="28"/>
+              </w:rPr>
+              <w:t>Structure</w:t>
+            </w:r>
+          </w:p>
+        </w:tc>
+        <w:tc>
+          <w:tcPr>
+            <w:tcW w:w="0" w:type="auto"/>
+            <w:vAlign w:val="center"/>
+            <w:hideMark/>
+          </w:tcPr>
+          <w:p>
+            <w:pPr>
+              <w:rPr>
+                <w:b/>
+                <w:bCs/>
+                <w:sz w:val="28"/>
+                <w:szCs w:val="28"/>
+              </w:rPr>
+            </w:pPr>
+            <w:r>
+              <w:rPr>
+                <w:b/>
+                <w:bCs/>
+                <w:sz w:val="28"/>
+                <w:szCs w:val="28"/>
+              </w:rPr>
+              <w:t>View</w:t>
+            </w:r>
+          </w:p>
+        </w:tc>
+      </w:tr>
+      <w:tr>
+        <w:trPr>
+          <w:tblCellSpacing w:w="15" w:type="dxa"/>
+        </w:trPr>
+        <w:tc>
+          <w:tcPr>
+            <w:tcW w:w="0" w:type="auto"/>
+            <w:vAlign w:val="center"/>
+            <w:hideMark/>
+          </w:tcPr>
+          <w:p>
+            <w:pPr>
+              <w:rPr>
+                <w:sz w:val="28"/>
+                <w:szCs w:val="28"/>
+              </w:rPr>
+            </w:pPr>
+            <w:r>
+              <w:rPr>
+                <w:sz w:val="28"/>
+                <w:szCs w:val="28"/>
+              </w:rPr>
+              <w:t>Purpose</w:t>
+            </w:r>
+          </w:p>
+        </w:tc>
+        <w:tc>
+          <w:tcPr>
+            <w:tcW w:w="0" w:type="auto"/>
+            <w:vAlign w:val="center"/>
+            <w:hideMark/>
+          </w:tcPr>
+          <w:p>
+            <w:pPr>
+              <w:rPr>
+                <w:sz w:val="28"/>
+                <w:szCs w:val="28"/>
+              </w:rPr>
+            </w:pPr>
+            <w:r>
+              <w:rPr>
+                <w:sz w:val="28"/>
+                <w:szCs w:val="28"/>
+              </w:rPr>
+              <w:t>Group fields for programs</w:t>
+            </w:r>
+          </w:p>
+        </w:tc>
+        <w:tc>
+          <w:tcPr>
+            <w:tcW w:w="0" w:type="auto"/>
+            <w:vAlign w:val="center"/>
+            <w:hideMark/>
+          </w:tcPr>
+          <w:p>
+            <w:pPr>
+              <w:rPr>
+                <w:sz w:val="28"/>
+                <w:szCs w:val="28"/>
+              </w:rPr>
+            </w:pPr>
+            <w:r>
+              <w:rPr>
+                <w:sz w:val="28"/>
+                <w:szCs w:val="28"/>
+              </w:rPr>
+              <w:t>Combine data from tables</w:t>
+            </w:r>
+          </w:p>
+        </w:tc>
+      </w:tr>
+      <w:tr>
+        <w:trPr>
+          <w:tblCellSpacing w:w="15" w:type="dxa"/>
+        </w:trPr>
+        <w:tc>
+          <w:tcPr>
+            <w:tcW w:w="0" w:type="auto"/>
+            <w:vAlign w:val="center"/>
+            <w:hideMark/>
+          </w:tcPr>
+          <w:p>
+            <w:pPr>
+              <w:rPr>
+                <w:sz w:val="28"/>
+                <w:szCs w:val="28"/>
+              </w:rPr>
+            </w:pPr>
+            <w:r>
+              <w:rPr>
+                <w:sz w:val="28"/>
+                <w:szCs w:val="28"/>
+              </w:rPr>
+              <w:lastRenderedPageBreak/>
+              <w:t>Database existence</w:t>
+            </w:r>
+          </w:p>
+        </w:tc>
+        <w:tc>
+          <w:tcPr>
+            <w:tcW w:w="0" w:type="auto"/>
+            <w:vAlign w:val="center"/>
+            <w:hideMark/>
+          </w:tcPr>
+          <w:p>
+            <w:pPr>
+              <w:rPr>
+                <w:sz w:val="28"/>
+                <w:szCs w:val="28"/>
+              </w:rPr>
+            </w:pPr>
+            <w:r>
+              <w:rPr>
+                <w:sz w:val="28"/>
+                <w:szCs w:val="28"/>
+              </w:rPr>
+              <w:t>No</w:t>
+            </w:r>
+          </w:p>
+        </w:tc>
+        <w:tc>
+          <w:tcPr>
+            <w:tcW w:w="0" w:type="auto"/>
+            <w:vAlign w:val="center"/>
+            <w:hideMark/>
+          </w:tcPr>
+          <w:p>
+            <w:pPr>
+              <w:rPr>
+                <w:sz w:val="28"/>
+                <w:szCs w:val="28"/>
+              </w:rPr>
+            </w:pPr>
+            <w:r>
+              <w:rPr>
+                <w:sz w:val="28"/>
+                <w:szCs w:val="28"/>
+              </w:rPr>
+              <w:t>No (virtual)</w:t>
+            </w:r>
+          </w:p>
+        </w:tc>
+      </w:tr>
+      <w:tr>
+        <w:trPr>
+          <w:tblCellSpacing w:w="15" w:type="dxa"/>
+        </w:trPr>
+        <w:tc>
+          <w:tcPr>
+            <w:tcW w:w="0" w:type="auto"/>
+            <w:vAlign w:val="center"/>
+            <w:hideMark/>
+          </w:tcPr>
+          <w:p>
+            <w:pPr>
+              <w:rPr>
+                <w:sz w:val="28"/>
+                <w:szCs w:val="28"/>
+              </w:rPr>
+            </w:pPr>
+            <w:r>
+              <w:rPr>
+                <w:sz w:val="28"/>
+                <w:szCs w:val="28"/>
+              </w:rPr>
+              <w:t>Based on tables</w:t>
+            </w:r>
+          </w:p>
+        </w:tc>
+        <w:tc>
+          <w:tcPr>
+            <w:tcW w:w="0" w:type="auto"/>
+            <w:vAlign w:val="center"/>
+            <w:hideMark/>
+          </w:tcPr>
+          <w:p>
+            <w:pPr>
+              <w:rPr>
+                <w:sz w:val="28"/>
+                <w:szCs w:val="28"/>
+              </w:rPr>
+            </w:pPr>
+            <w:r>
+              <w:rPr>
+                <w:sz w:val="28"/>
+                <w:szCs w:val="28"/>
+              </w:rPr>
+              <w:t>No</w:t>
+            </w:r>
+          </w:p>
+        </w:tc>
+        <w:tc>
+          <w:tcPr>
+            <w:tcW w:w="0" w:type="auto"/>
+            <w:vAlign w:val="center"/>
+            <w:hideMark/>
+          </w:tcPr>
+          <w:p>
+            <w:pPr>
+              <w:rPr>
+                <w:sz w:val="28"/>
+                <w:szCs w:val="28"/>
+              </w:rPr>
+            </w:pPr>
+            <w:r>
+              <w:rPr>
+                <w:sz w:val="28"/>
+                <w:szCs w:val="28"/>
+              </w:rPr>
+              <w:t>Yes</w:t>
+            </w:r>
+          </w:p>
+        </w:tc>
+      </w:tr>
+      <w:tr>
+        <w:trPr>
+          <w:tblCellSpacing w:w="15" w:type="dxa"/>
+        </w:trPr>
+        <w:tc>
+          <w:tcPr>
+            <w:tcW w:w="0" w:type="auto"/>
+            <w:vAlign w:val="center"/>
+            <w:hideMark/>
+          </w:tcPr>
+          <w:p>
+            <w:pPr>
+              <w:rPr>
+                <w:sz w:val="28"/>
+                <w:szCs w:val="28"/>
+              </w:rPr>
+            </w:pPr>
+            <w:r>
+              <w:rPr>
+                <w:sz w:val="28"/>
+                <w:szCs w:val="28"/>
+              </w:rPr>
+              <w:t>Used in</w:t>
+            </w:r>
+          </w:p>
+        </w:tc>
+        <w:tc>
+          <w:tcPr>
+            <w:tcW w:w="0" w:type="auto"/>
+            <w:vAlign w:val="center"/>
+            <w:hideMark/>
+          </w:tcPr>
+          <w:p>
+            <w:pPr>
+              <w:rPr>
+                <w:sz w:val="28"/>
+                <w:szCs w:val="28"/>
+              </w:rPr>
+            </w:pPr>
+            <w:r>
+              <w:rPr>
+                <w:sz w:val="28"/>
+                <w:szCs w:val="28"/>
+              </w:rPr>
+              <w:t>ABAP programs, function modules</w:t>
+            </w:r>
+          </w:p>
+        </w:tc>
+        <w:tc>
+          <w:tcPr>
+            <w:tcW w:w="0" w:type="auto"/>
+            <w:vAlign w:val="center"/>
+            <w:hideMark/>
+          </w:tcPr>
+          <w:p>
+            <w:pPr>
+              <w:rPr>
+                <w:sz w:val="28"/>
+                <w:szCs w:val="28"/>
+              </w:rPr>
+            </w:pPr>
+            <w:r>
+              <w:rPr>
+                <w:sz w:val="28"/>
+                <w:szCs w:val="28"/>
+              </w:rPr>
+              <w:t>Reporting, data access</w:t>
+            </w:r>
+          </w:p>
+        </w:tc>
+      </w:tr>
+    </w:tbl>
+    <w:p>
+      <w:pPr>
+        <w:rPr>
+          <w:sz w:val="28"/>
+          <w:szCs w:val="28"/>
+        </w:rPr>
+      </w:pPr>
+      <w:r>
+        <w:rPr>
+          <w:sz w:val="28"/>
+          <w:szCs w:val="28"/>
+        </w:rPr>
+        <w:pict w14:anchorId="049B9E66">
+          <v:rect id="_x0000_i1123" style="width:0;height:1.5pt" o:hralign="center" o:hrstd="t" o:hr="t" fillcolor="#a0a0a0" stroked="f"/>
+        </w:pict>
+      </w:r>
+    </w:p>
+    <w:p>
+      <w:pPr>
+        <w:rPr>
+          <w:b/>
+          <w:bCs/>
+          <w:sz w:val="28"/>
+          <w:szCs w:val="28"/>
+        </w:rPr>
+      </w:pPr>
+      <w:r>
+        <w:rPr>
+          <w:b/>
+          <w:bCs/>
+          <w:sz w:val="28"/>
+          <w:szCs w:val="28"/>
+        </w:rPr>
+        <w:t>Hierarchy to Remember</w:t>
+      </w:r>
+    </w:p>
+    <w:p>
+      <w:pPr>
+        <w:rPr>
+          <w:sz w:val="28"/>
+          <w:szCs w:val="28"/>
+        </w:rPr>
+      </w:pPr>
+      <w:r>
+        <w:rPr>
+          <w:sz w:val="28"/>
+          <w:szCs w:val="28"/>
+        </w:rPr>
+        <w:t>Domain</w:t>
+      </w:r>
+    </w:p>
+    <w:p>
+      <w:pPr>
+        <w:rPr>
+          <w:sz w:val="28"/>
+          <w:szCs w:val="28"/>
+        </w:rPr>
+      </w:pPr>
+      <w:r>
+        <w:rPr>
+          <w:sz w:val="28"/>
+          <w:szCs w:val="28"/>
+        </w:rPr>
+        <w:t xml:space="preserve">  ↓</w:t>
+      </w:r>
+    </w:p>
+    <w:p>
+      <w:pPr>
+        <w:rPr>
+          <w:sz w:val="28"/>
+          <w:szCs w:val="28"/>
+        </w:rPr>
+      </w:pPr>
+      <w:r>
+        <w:rPr>
+          <w:sz w:val="28"/>
+          <w:szCs w:val="28"/>
+        </w:rPr>
+        <w:t xml:space="preserve">Data </w:t>
+      </w:r>
+      <w:proofErr w:type="gramStart"/>
+      <w:r>
+        <w:rPr>
+          <w:sz w:val="28"/>
+          <w:szCs w:val="28"/>
+        </w:rPr>
+        <w:t>Element  (</w:t>
+      </w:r>
+      <w:proofErr w:type="gramEnd"/>
+      <w:r>
+        <w:rPr>
+          <w:sz w:val="28"/>
+          <w:szCs w:val="28"/>
+        </w:rPr>
+        <w:t>uses Domain)</w:t>
+      </w:r>
+    </w:p>
+    <w:p>
+      <w:pPr>
+        <w:rPr>
+          <w:sz w:val="28"/>
+          <w:szCs w:val="28"/>
+        </w:rPr>
+      </w:pPr>
+      <w:r>
+        <w:rPr>
+          <w:sz w:val="28"/>
+          <w:szCs w:val="28"/>
+        </w:rPr>
+        <w:t xml:space="preserve">  ↓</w:t>
+      </w:r>
+    </w:p>
+    <w:p>
+      <w:pPr>
+        <w:rPr>
+          <w:sz w:val="28"/>
+          <w:szCs w:val="28"/>
+        </w:rPr>
+      </w:pPr>
+      <w:r>
+        <w:rPr>
+          <w:sz w:val="28"/>
+          <w:szCs w:val="28"/>
+        </w:rPr>
+        <w:t>Table Field</w:t>
+      </w:r>
+      <w:proofErr w:type="gramStart"/>
+      <w:r>
+        <w:rPr>
+          <w:sz w:val="28"/>
+          <w:szCs w:val="28"/>
+        </w:rPr>
+        <w:t xml:space="preserve">   (</w:t>
+      </w:r>
+      <w:proofErr w:type="gramEnd"/>
+      <w:r>
+        <w:rPr>
+          <w:sz w:val="28"/>
+          <w:szCs w:val="28"/>
+        </w:rPr>
+        <w:t>uses Data Element)</w:t>
+      </w:r>
+    </w:p>
+    <w:p>
+      <w:pPr>
+        <w:rPr>
+          <w:sz w:val="28"/>
+          <w:szCs w:val="28"/>
+        </w:rPr>
+      </w:pPr>
+      <w:r>
+        <w:rPr>
+          <w:sz w:val="28"/>
+          <w:szCs w:val="28"/>
+        </w:rPr>
+        <w:t xml:space="preserve">  ↓</w:t>
+      </w:r>
+    </w:p>
+    <w:p>
+      <w:pPr>
+        <w:rPr>
+          <w:sz w:val="28"/>
+          <w:szCs w:val="28"/>
+        </w:rPr>
+      </w:pPr>
+      <w:r>
+        <w:rPr>
+          <w:sz w:val="28"/>
+          <w:szCs w:val="28"/>
+        </w:rPr>
+        <w:t>Table / Structure / View</w:t>
+      </w:r>
+    </w:p>
+    <w:p>
+      <w:pPr>
+        <w:rPr>
+          <w:sz w:val="28"/>
+          <w:szCs w:val="28"/>
+        </w:rPr>
+      </w:pPr>
+      <w:r>
+        <w:rPr>
+          <w:sz w:val="28"/>
+          <w:szCs w:val="28"/>
+        </w:rPr>
+        <w:t>This is how DDIC objects are built on top of each other. Always starts from Domain at the bottom and goes up to Tables at the top.</w:t>
+      </w:r>
+    </w:p>
+    <w:p>
+      <w:pPr>
+        <w:rPr>
+          <w:sz w:val="28"/>
+          <w:szCs w:val="28"/>
+        </w:rPr>
+      </w:pPr>
+      <w:r>
+        <w:rPr>
+          <w:sz w:val="28"/>
+          <w:szCs w:val="28"/>
+        </w:rPr>
+        <w:pict w14:anchorId="611868D3">
+          <v:rect id="_x0000_i1124" style="width:0;height:1.5pt" o:hralign="center" o:hrstd="t" o:hr="t" fillcolor="#a0a0a0" stroked="f"/>
+        </w:pict>
+      </w:r>
+    </w:p>
+    <w:p>
+      <w:pPr>
+        <w:rPr>
+          <w:b/>
+          <w:bCs/>
+          <w:sz w:val="28"/>
+          <w:szCs w:val="28"/>
+        </w:rPr>
+      </w:pPr>
+      <w:r>
+        <w:rPr>
+          <w:b/>
+          <w:bCs/>
+          <w:sz w:val="28"/>
+          <w:szCs w:val="28"/>
+        </w:rPr>
+        <w:t>Quick One-Line Summary of Each</w:t>
+      </w:r>
+    </w:p>
+    <w:p>
+      <w:pPr>
+        <w:rPr>
+          <w:sz w:val="28"/>
+          <w:szCs w:val="28"/>
+        </w:rPr>
+      </w:pPr>
+      <w:r>
+        <w:rPr>
+          <w:b/>
+          <w:bCs/>
+          <w:sz w:val="28"/>
+          <w:szCs w:val="28"/>
+        </w:rPr>
+        <w:t>Domain</w:t>
+      </w:r>
+      <w:r>
+        <w:rPr>
+          <w:sz w:val="28"/>
+          <w:szCs w:val="28"/>
+        </w:rPr>
+        <w:t xml:space="preserve"> — defines data type and length (technical base)</w:t>
+      </w:r>
+    </w:p>
+    <w:p>
+      <w:pPr>
+        <w:rPr>
+          <w:sz w:val="28"/>
+          <w:szCs w:val="28"/>
+        </w:rPr>
+      </w:pPr>
+      <w:r>
+        <w:rPr>
+          <w:b/>
+          <w:bCs/>
+          <w:sz w:val="28"/>
+          <w:szCs w:val="28"/>
+        </w:rPr>
+        <w:t>Data Element</w:t>
+      </w:r>
+      <w:r>
+        <w:rPr>
+          <w:sz w:val="28"/>
+          <w:szCs w:val="28"/>
+        </w:rPr>
+        <w:t xml:space="preserve"> — defines business meaning and field label</w:t>
+      </w:r>
+    </w:p>
+    <w:p>
+      <w:pPr>
+        <w:rPr>
+          <w:sz w:val="28"/>
+          <w:szCs w:val="28"/>
+        </w:rPr>
+      </w:pPr>
+      <w:r>
+        <w:rPr>
+          <w:b/>
+          <w:bCs/>
+          <w:sz w:val="28"/>
+          <w:szCs w:val="28"/>
+        </w:rPr>
+        <w:t>Table</w:t>
+      </w:r>
+      <w:r>
+        <w:rPr>
+          <w:sz w:val="28"/>
+          <w:szCs w:val="28"/>
+        </w:rPr>
+        <w:t xml:space="preserve"> — stores actual data permanently in database</w:t>
+      </w:r>
+    </w:p>
+    <w:p>
+      <w:pPr>
+        <w:rPr>
+          <w:sz w:val="28"/>
+          <w:szCs w:val="28"/>
+        </w:rPr>
+      </w:pPr>
+      <w:r>
+        <w:rPr>
+          <w:b/>
+          <w:bCs/>
+          <w:sz w:val="28"/>
+          <w:szCs w:val="28"/>
+        </w:rPr>
+        <w:t>Structure</w:t>
+      </w:r>
+      <w:r>
+        <w:rPr>
+          <w:sz w:val="28"/>
+          <w:szCs w:val="28"/>
+        </w:rPr>
+        <w:t xml:space="preserve"> — groups fields temporarily, no database storage</w:t>
+      </w:r>
+    </w:p>
+    <w:p>
+      <w:pPr>
+        <w:rPr>
+          <w:sz w:val="28"/>
+          <w:szCs w:val="28"/>
+        </w:rPr>
+      </w:pPr>
+      <w:r>
+        <w:rPr>
+          <w:b/>
+          <w:bCs/>
+          <w:sz w:val="28"/>
+          <w:szCs w:val="28"/>
+        </w:rPr>
+        <w:t>View</w:t>
+      </w:r>
+      <w:r>
+        <w:rPr>
+          <w:sz w:val="28"/>
+          <w:szCs w:val="28"/>
+        </w:rPr>
+        <w:t xml:space="preserve"> — virtual table that reads from one or more real tables</w:t>
+      </w:r>
+    </w:p>
+    <w:p>
+      <w:pPr>
+        <w:rPr>
+          <w:sz w:val="28"/>
+          <w:szCs w:val="28"/>
+        </w:rPr>
+      </w:pPr>
     </w:p>
     <w:sectPr>
       <w:pgSz w:w="11906" w:h="16838"/>
@@ -1434,7 +6380,6 @@
     <w:next w:val="Normal"/>
     <w:link w:val="Heading2Char"/>
     <w:uiPriority w:val="9"/>
-    <w:semiHidden/>
     <w:unhideWhenUsed/>
     <w:qFormat/>
     <w:rsid w:val="001F6971"/>
@@ -1609,7 +6554,6 @@
   <w:style w:type="character" w:default="1" w:styleId="DefaultParagraphFont">
     <w:name w:val="Default Paragraph Font"/>
     <w:uiPriority w:val="1"/>
-    <w:semiHidden/>
     <w:unhideWhenUsed/>
   </w:style>
   <w:style w:type="table" w:default="1" w:styleId="TableNormal">
@@ -1651,7 +6595,6 @@
     <w:basedOn w:val="DefaultParagraphFont"/>
     <w:link w:val="Heading2"/>
     <w:uiPriority w:val="9"/>
-    <w:semiHidden/>
     <w:rsid w:val="001F6971"/>
     <w:rPr>
       <w:rFonts w:asciiTheme="majorHAnsi" w:eastAsiaTheme="majorEastAsia" w:hAnsiTheme="majorHAnsi" w:cstheme="majorBidi"/>
@@ -1921,6 +6864,31 @@
       <w:smallCaps/>
       <w:color w:val="2F5496" w:themeColor="accent1" w:themeShade="BF"/>
       <w:spacing w:val="5"/>
+    </w:rPr>
+  </w:style>
+  <w:style w:type="paragraph" w:customStyle="1" w:styleId="font-claude-response-body">
+    <w:name w:val="font-claude-response-body"/>
+    <w:basedOn w:val="Normal"/>
+    <w:rsid w:val="00887664"/>
+    <w:pPr>
+      <w:spacing w:before="100" w:beforeAutospacing="1" w:after="100" w:afterAutospacing="1" w:line="240" w:lineRule="auto"/>
+    </w:pPr>
+    <w:rPr>
+      <w:rFonts w:ascii="Times New Roman" w:eastAsia="Times New Roman" w:hAnsi="Times New Roman" w:cs="Times New Roman"/>
+      <w:kern w:val="0"/>
+      <w:lang w:eastAsia="en-IN"/>
+      <w14:ligatures w14:val="none"/>
+    </w:rPr>
+  </w:style>
+  <w:style w:type="character" w:styleId="Strong">
+    <w:name w:val="Strong"/>
+    <w:basedOn w:val="DefaultParagraphFont"/>
+    <w:uiPriority w:val="22"/>
+    <w:qFormat/>
+    <w:rsid w:val="00887664"/>
+    <w:rPr>
+      <w:b/>
+      <w:bCs/>
     </w:rPr>
   </w:style>
 </w:styles>
